--- a/lessons/8-4/downloads/reveal/teacher/8.4-homework-packet-level-1.docx
+++ b/lessons/8-4/downloads/reveal/teacher/8.4-homework-packet-level-1.docx
@@ -78,14 +78,15 @@
           <w:caps/>
           <w:color w:val="003A70"/>
           <w:spacing w:val="12"/>
-          <w:sz w:val="21"/>
+          <w:sz w:val="22"/>
           <w:szCs w:val="21"/>
         </w:rPr>
-        <w:t xml:space="preserve">Lesson 8-4  ·  Homework Packet  ·  Level 1  ·  Sheet 1 of 2</w:t>
+        <w:t xml:space="preserve">Lesson 8-4  ·  Homework Packet  ·  Supported  ·  Session 1 · pages 1–2</w:t>
       </w:r>
     </w:p>
     <w:p>
       <w:pPr>
+        <w:pStyle w:val="Heading1"/>
         <w:keepNext/>
         <w:spacing w:before="0" w:after="10" w:line="240" w:lineRule="auto"/>
       </w:pPr>
@@ -111,7 +112,7 @@
         <w:rPr>
           <w:rFonts w:ascii="Avenir Next" w:hAnsi="Avenir Next" w:cs="Avenir Next" w:eastAsia="Avenir Next"/>
           <w:color w:val="5A5F66"/>
-          <w:sz w:val="17"/>
+          <w:sz w:val="22"/>
           <w:szCs w:val="17"/>
         </w:rPr>
         <w:t xml:space="preserve">Maryland Standard 6.EE.B.8   ·   Learning target — I can write an inequality that describes a constraint in a real situation.</w:t>
@@ -158,6 +159,7 @@
           </w:tcPr>
           <w:p>
             <w:pPr>
+              <w:pStyle w:val="Heading2"/>
               <w:spacing w:before="0" w:after="40" w:line="264" w:lineRule="auto"/>
             </w:pPr>
             <w:r>
@@ -185,25 +187,25 @@
                 <w:rFonts w:ascii="Avenir Next" w:hAnsi="Avenir Next" w:cs="Avenir Next" w:eastAsia="Avenir Next"/>
                 <w:b/>
                 <w:color w:val="003A70"/>
+                <w:sz w:val="22"/>
+                <w:szCs w:val="18"/>
+              </w:rPr>
+              <w:t xml:space="preserve">•</w:t>
+            </w:r>
+            <w:r>
+              <w:rPr>
+                <w:rFonts w:ascii="Avenir Next" w:hAnsi="Avenir Next" w:cs="Avenir Next" w:eastAsia="Avenir Next"/>
+                <w:color w:val="1A1A1A"/>
                 <w:sz w:val="18"/>
                 <w:szCs w:val="18"/>
               </w:rPr>
-              <w:t xml:space="preserve">•</w:t>
-            </w:r>
-            <w:r>
-              <w:rPr>
-                <w:rFonts w:ascii="Avenir Next" w:hAnsi="Avenir Next" w:cs="Avenir Next" w:eastAsia="Avenir Next"/>
-                <w:color w:val="1A1A1A"/>
-                <w:sz w:val="18"/>
-                <w:szCs w:val="18"/>
-              </w:rPr>
               <w:tab/>
             </w:r>
             <w:r>
               <w:rPr>
                 <w:rFonts w:ascii="Avenir Next" w:hAnsi="Avenir Next" w:cs="Avenir Next" w:eastAsia="Avenir Next"/>
                 <w:color w:val="1A1A1A"/>
-                <w:sz w:val="18"/>
+                <w:sz w:val="22"/>
                 <w:szCs w:val="18"/>
               </w:rPr>
               <w:t xml:space="preserve">An </w:t>
@@ -213,7 +215,7 @@
                 <w:rFonts w:ascii="Avenir Next" w:hAnsi="Avenir Next" w:cs="Avenir Next" w:eastAsia="Avenir Next"/>
                 <w:b/>
                 <w:color w:val="1A1A1A"/>
-                <w:sz w:val="18"/>
+                <w:sz w:val="22"/>
                 <w:szCs w:val="18"/>
               </w:rPr>
               <w:t xml:space="preserve">inequality</w:t>
@@ -222,7 +224,7 @@
               <w:rPr>
                 <w:rFonts w:ascii="Avenir Next" w:hAnsi="Avenir Next" w:cs="Avenir Next" w:eastAsia="Avenir Next"/>
                 <w:color w:val="1A1A1A"/>
-                <w:sz w:val="18"/>
+                <w:sz w:val="22"/>
                 <w:szCs w:val="18"/>
               </w:rPr>
               <w:t xml:space="preserve"> compares amounts using &lt;, &gt;, ≤, or ≥.</w:t>
@@ -241,18 +243,18 @@
                 <w:rFonts w:ascii="Avenir Next" w:hAnsi="Avenir Next" w:cs="Avenir Next" w:eastAsia="Avenir Next"/>
                 <w:b/>
                 <w:color w:val="003A70"/>
+                <w:sz w:val="22"/>
+                <w:szCs w:val="18"/>
+              </w:rPr>
+              <w:t xml:space="preserve">•</w:t>
+            </w:r>
+            <w:r>
+              <w:rPr>
+                <w:rFonts w:ascii="Avenir Next" w:hAnsi="Avenir Next" w:cs="Avenir Next" w:eastAsia="Avenir Next"/>
+                <w:color w:val="1A1A1A"/>
                 <w:sz w:val="18"/>
                 <w:szCs w:val="18"/>
               </w:rPr>
-              <w:t xml:space="preserve">•</w:t>
-            </w:r>
-            <w:r>
-              <w:rPr>
-                <w:rFonts w:ascii="Avenir Next" w:hAnsi="Avenir Next" w:cs="Avenir Next" w:eastAsia="Avenir Next"/>
-                <w:color w:val="1A1A1A"/>
-                <w:sz w:val="18"/>
-                <w:szCs w:val="18"/>
-              </w:rPr>
               <w:tab/>
             </w:r>
             <w:r>
@@ -260,7 +262,7 @@
                 <w:rFonts w:ascii="Avenir Next" w:hAnsi="Avenir Next" w:cs="Avenir Next" w:eastAsia="Avenir Next"/>
                 <w:b/>
                 <w:color w:val="1A1A1A"/>
-                <w:sz w:val="18"/>
+                <w:sz w:val="22"/>
                 <w:szCs w:val="18"/>
               </w:rPr>
               <w:t xml:space="preserve">more than</w:t>
@@ -269,7 +271,7 @@
               <w:rPr>
                 <w:rFonts w:ascii="Avenir Next" w:hAnsi="Avenir Next" w:cs="Avenir Next" w:eastAsia="Avenir Next"/>
                 <w:color w:val="1A1A1A"/>
-                <w:sz w:val="18"/>
+                <w:sz w:val="22"/>
                 <w:szCs w:val="18"/>
               </w:rPr>
               <w:t xml:space="preserve">: &gt;      </w:t>
@@ -279,7 +281,7 @@
                 <w:rFonts w:ascii="Avenir Next" w:hAnsi="Avenir Next" w:cs="Avenir Next" w:eastAsia="Avenir Next"/>
                 <w:b/>
                 <w:color w:val="1A1A1A"/>
-                <w:sz w:val="18"/>
+                <w:sz w:val="22"/>
                 <w:szCs w:val="18"/>
               </w:rPr>
               <w:t xml:space="preserve">less than</w:t>
@@ -288,7 +290,7 @@
               <w:rPr>
                 <w:rFonts w:ascii="Avenir Next" w:hAnsi="Avenir Next" w:cs="Avenir Next" w:eastAsia="Avenir Next"/>
                 <w:color w:val="1A1A1A"/>
-                <w:sz w:val="18"/>
+                <w:sz w:val="22"/>
                 <w:szCs w:val="18"/>
               </w:rPr>
               <w:t xml:space="preserve">, </w:t>
@@ -298,7 +300,7 @@
                 <w:rFonts w:ascii="Avenir Next" w:hAnsi="Avenir Next" w:cs="Avenir Next" w:eastAsia="Avenir Next"/>
                 <w:b/>
                 <w:color w:val="1A1A1A"/>
-                <w:sz w:val="18"/>
+                <w:sz w:val="22"/>
                 <w:szCs w:val="18"/>
               </w:rPr>
               <w:t xml:space="preserve">fewer than</w:t>
@@ -307,7 +309,7 @@
               <w:rPr>
                 <w:rFonts w:ascii="Avenir Next" w:hAnsi="Avenir Next" w:cs="Avenir Next" w:eastAsia="Avenir Next"/>
                 <w:color w:val="1A1A1A"/>
-                <w:sz w:val="18"/>
+                <w:sz w:val="22"/>
                 <w:szCs w:val="18"/>
               </w:rPr>
               <w:t xml:space="preserve">: &lt;</w:t>
@@ -326,18 +328,18 @@
                 <w:rFonts w:ascii="Avenir Next" w:hAnsi="Avenir Next" w:cs="Avenir Next" w:eastAsia="Avenir Next"/>
                 <w:b/>
                 <w:color w:val="003A70"/>
+                <w:sz w:val="22"/>
+                <w:szCs w:val="18"/>
+              </w:rPr>
+              <w:t xml:space="preserve">•</w:t>
+            </w:r>
+            <w:r>
+              <w:rPr>
+                <w:rFonts w:ascii="Avenir Next" w:hAnsi="Avenir Next" w:cs="Avenir Next" w:eastAsia="Avenir Next"/>
+                <w:color w:val="1A1A1A"/>
                 <w:sz w:val="18"/>
                 <w:szCs w:val="18"/>
               </w:rPr>
-              <w:t xml:space="preserve">•</w:t>
-            </w:r>
-            <w:r>
-              <w:rPr>
-                <w:rFonts w:ascii="Avenir Next" w:hAnsi="Avenir Next" w:cs="Avenir Next" w:eastAsia="Avenir Next"/>
-                <w:color w:val="1A1A1A"/>
-                <w:sz w:val="18"/>
-                <w:szCs w:val="18"/>
-              </w:rPr>
               <w:tab/>
             </w:r>
             <w:r>
@@ -345,7 +347,7 @@
                 <w:rFonts w:ascii="Avenir Next" w:hAnsi="Avenir Next" w:cs="Avenir Next" w:eastAsia="Avenir Next"/>
                 <w:b/>
                 <w:color w:val="1A1A1A"/>
-                <w:sz w:val="18"/>
+                <w:sz w:val="22"/>
                 <w:szCs w:val="18"/>
               </w:rPr>
               <w:t xml:space="preserve">at least</w:t>
@@ -354,7 +356,7 @@
               <w:rPr>
                 <w:rFonts w:ascii="Avenir Next" w:hAnsi="Avenir Next" w:cs="Avenir Next" w:eastAsia="Avenir Next"/>
                 <w:color w:val="1A1A1A"/>
-                <w:sz w:val="18"/>
+                <w:sz w:val="22"/>
                 <w:szCs w:val="18"/>
               </w:rPr>
               <w:t xml:space="preserve">: ≥      </w:t>
@@ -364,7 +366,7 @@
                 <w:rFonts w:ascii="Avenir Next" w:hAnsi="Avenir Next" w:cs="Avenir Next" w:eastAsia="Avenir Next"/>
                 <w:b/>
                 <w:color w:val="1A1A1A"/>
-                <w:sz w:val="18"/>
+                <w:sz w:val="22"/>
                 <w:szCs w:val="18"/>
               </w:rPr>
               <w:t xml:space="preserve">at most</w:t>
@@ -373,7 +375,7 @@
               <w:rPr>
                 <w:rFonts w:ascii="Avenir Next" w:hAnsi="Avenir Next" w:cs="Avenir Next" w:eastAsia="Avenir Next"/>
                 <w:color w:val="1A1A1A"/>
-                <w:sz w:val="18"/>
+                <w:sz w:val="22"/>
                 <w:szCs w:val="18"/>
               </w:rPr>
               <w:t xml:space="preserve">, </w:t>
@@ -383,7 +385,7 @@
                 <w:rFonts w:ascii="Avenir Next" w:hAnsi="Avenir Next" w:cs="Avenir Next" w:eastAsia="Avenir Next"/>
                 <w:b/>
                 <w:color w:val="1A1A1A"/>
-                <w:sz w:val="18"/>
+                <w:sz w:val="22"/>
                 <w:szCs w:val="18"/>
               </w:rPr>
               <w:t xml:space="preserve">no more than</w:t>
@@ -392,7 +394,7 @@
               <w:rPr>
                 <w:rFonts w:ascii="Avenir Next" w:hAnsi="Avenir Next" w:cs="Avenir Next" w:eastAsia="Avenir Next"/>
                 <w:color w:val="1A1A1A"/>
-                <w:sz w:val="18"/>
+                <w:sz w:val="22"/>
                 <w:szCs w:val="18"/>
               </w:rPr>
               <w:t xml:space="preserve">: ≤</w:t>
@@ -411,25 +413,25 @@
                 <w:rFonts w:ascii="Avenir Next" w:hAnsi="Avenir Next" w:cs="Avenir Next" w:eastAsia="Avenir Next"/>
                 <w:b/>
                 <w:color w:val="003A70"/>
+                <w:sz w:val="22"/>
+                <w:szCs w:val="18"/>
+              </w:rPr>
+              <w:t xml:space="preserve">•</w:t>
+            </w:r>
+            <w:r>
+              <w:rPr>
+                <w:rFonts w:ascii="Avenir Next" w:hAnsi="Avenir Next" w:cs="Avenir Next" w:eastAsia="Avenir Next"/>
+                <w:color w:val="1A1A1A"/>
                 <w:sz w:val="18"/>
                 <w:szCs w:val="18"/>
               </w:rPr>
-              <w:t xml:space="preserve">•</w:t>
-            </w:r>
-            <w:r>
-              <w:rPr>
-                <w:rFonts w:ascii="Avenir Next" w:hAnsi="Avenir Next" w:cs="Avenir Next" w:eastAsia="Avenir Next"/>
-                <w:color w:val="1A1A1A"/>
-                <w:sz w:val="18"/>
-                <w:szCs w:val="18"/>
-              </w:rPr>
               <w:tab/>
             </w:r>
             <w:r>
               <w:rPr>
                 <w:rFonts w:ascii="Avenir Next" w:hAnsi="Avenir Next" w:cs="Avenir Next" w:eastAsia="Avenir Next"/>
                 <w:color w:val="1A1A1A"/>
-                <w:sz w:val="18"/>
+                <w:sz w:val="22"/>
                 <w:szCs w:val="18"/>
               </w:rPr>
               <w:t xml:space="preserve">“At least” and “at most” </w:t>
@@ -439,7 +441,7 @@
                 <w:rFonts w:ascii="Avenir Next" w:hAnsi="Avenir Next" w:cs="Avenir Next" w:eastAsia="Avenir Next"/>
                 <w:b/>
                 <w:color w:val="1A1A1A"/>
-                <w:sz w:val="18"/>
+                <w:sz w:val="22"/>
                 <w:szCs w:val="18"/>
               </w:rPr>
               <w:t xml:space="preserve">include</w:t>
@@ -448,7 +450,7 @@
               <w:rPr>
                 <w:rFonts w:ascii="Avenir Next" w:hAnsi="Avenir Next" w:cs="Avenir Next" w:eastAsia="Avenir Next"/>
                 <w:color w:val="1A1A1A"/>
-                <w:sz w:val="18"/>
+                <w:sz w:val="22"/>
                 <w:szCs w:val="18"/>
               </w:rPr>
               <w:t xml:space="preserve"> the boundary.</w:t>
@@ -463,6 +465,7 @@
           </w:tcPr>
           <w:p>
             <w:pPr>
+              <w:pStyle w:val="Heading2"/>
               <w:spacing w:before="0" w:after="40" w:line="264" w:lineRule="auto"/>
             </w:pPr>
             <w:r>
@@ -485,7 +488,7 @@
               <w:rPr>
                 <w:rFonts w:ascii="Avenir Next" w:hAnsi="Avenir Next" w:cs="Avenir Next" w:eastAsia="Avenir Next"/>
                 <w:color w:val="1A1A1A"/>
-                <w:sz w:val="17"/>
+                <w:sz w:val="22"/>
                 <w:szCs w:val="17"/>
               </w:rPr>
               <w:t xml:space="preserve">A food pantry needs at least 40 volunteers on Saturday. Write an inequality for </w:t>
@@ -495,7 +498,7 @@
                 <w:rFonts w:ascii="Avenir Next" w:hAnsi="Avenir Next" w:cs="Avenir Next" w:eastAsia="Avenir Next"/>
                 <w:i/>
                 <w:color w:val="1A1A1A"/>
-                <w:sz w:val="17"/>
+                <w:sz w:val="22"/>
                 <w:szCs w:val="17"/>
               </w:rPr>
               <w:t xml:space="preserve">v</w:t>
@@ -504,7 +507,7 @@
               <w:rPr>
                 <w:rFonts w:ascii="Avenir Next" w:hAnsi="Avenir Next" w:cs="Avenir Next" w:eastAsia="Avenir Next"/>
                 <w:color w:val="1A1A1A"/>
-                <w:sz w:val="17"/>
+                <w:sz w:val="22"/>
                 <w:szCs w:val="17"/>
               </w:rPr>
               <w:t xml:space="preserve">, the number of volunteers.</w:t>
@@ -523,25 +526,25 @@
                 <w:rFonts w:ascii="Avenir Next" w:hAnsi="Avenir Next" w:cs="Avenir Next" w:eastAsia="Avenir Next"/>
                 <w:b/>
                 <w:color w:val="003A70"/>
+                <w:sz w:val="22"/>
+                <w:szCs w:val="17"/>
+              </w:rPr>
+              <w:t xml:space="preserve">Step 1</w:t>
+            </w:r>
+            <w:r>
+              <w:rPr>
+                <w:rFonts w:ascii="Avenir Next" w:hAnsi="Avenir Next" w:cs="Avenir Next" w:eastAsia="Avenir Next"/>
+                <w:color w:val="1A1A1A"/>
                 <w:sz w:val="17"/>
                 <w:szCs w:val="17"/>
               </w:rPr>
-              <w:t xml:space="preserve">Step 1</w:t>
-            </w:r>
-            <w:r>
-              <w:rPr>
-                <w:rFonts w:ascii="Avenir Next" w:hAnsi="Avenir Next" w:cs="Avenir Next" w:eastAsia="Avenir Next"/>
-                <w:color w:val="1A1A1A"/>
-                <w:sz w:val="17"/>
-                <w:szCs w:val="17"/>
-              </w:rPr>
               <w:tab/>
             </w:r>
             <w:r>
               <w:rPr>
                 <w:rFonts w:ascii="Avenir Next" w:hAnsi="Avenir Next" w:cs="Avenir Next" w:eastAsia="Avenir Next"/>
                 <w:color w:val="1A1A1A"/>
-                <w:sz w:val="17"/>
+                <w:sz w:val="22"/>
                 <w:szCs w:val="17"/>
               </w:rPr>
               <w:t xml:space="preserve">“At least 40” means 40 or more, so 40 is included.</w:t>
@@ -560,44 +563,44 @@
                 <w:rFonts w:ascii="Avenir Next" w:hAnsi="Avenir Next" w:cs="Avenir Next" w:eastAsia="Avenir Next"/>
                 <w:b/>
                 <w:color w:val="003A70"/>
+                <w:sz w:val="22"/>
+                <w:szCs w:val="17"/>
+              </w:rPr>
+              <w:t xml:space="preserve">Step 2</w:t>
+            </w:r>
+            <w:r>
+              <w:rPr>
+                <w:rFonts w:ascii="Avenir Next" w:hAnsi="Avenir Next" w:cs="Avenir Next" w:eastAsia="Avenir Next"/>
+                <w:color w:val="1A1A1A"/>
                 <w:sz w:val="17"/>
                 <w:szCs w:val="17"/>
               </w:rPr>
-              <w:t xml:space="preserve">Step 2</w:t>
-            </w:r>
-            <w:r>
-              <w:rPr>
-                <w:rFonts w:ascii="Avenir Next" w:hAnsi="Avenir Next" w:cs="Avenir Next" w:eastAsia="Avenir Next"/>
-                <w:color w:val="1A1A1A"/>
-                <w:sz w:val="17"/>
+              <w:tab/>
+            </w:r>
+            <w:r>
+              <w:rPr>
+                <w:rFonts w:ascii="Avenir Next" w:hAnsi="Avenir Next" w:cs="Avenir Next" w:eastAsia="Avenir Next"/>
+                <w:color w:val="1A1A1A"/>
+                <w:sz w:val="22"/>
                 <w:szCs w:val="17"/>
               </w:rPr>
-              <w:tab/>
-            </w:r>
-            <w:r>
-              <w:rPr>
-                <w:rFonts w:ascii="Avenir Next" w:hAnsi="Avenir Next" w:cs="Avenir Next" w:eastAsia="Avenir Next"/>
-                <w:color w:val="1A1A1A"/>
-                <w:sz w:val="17"/>
+              <w:t xml:space="preserve">Use ≥ : </w:t>
+            </w:r>
+            <w:r>
+              <w:rPr>
+                <w:rFonts w:ascii="Avenir Next" w:hAnsi="Avenir Next" w:cs="Avenir Next" w:eastAsia="Avenir Next"/>
+                <w:i/>
+                <w:color w:val="1A1A1A"/>
+                <w:sz w:val="22"/>
                 <w:szCs w:val="17"/>
               </w:rPr>
-              <w:t xml:space="preserve">Use ≥ : </w:t>
-            </w:r>
-            <w:r>
-              <w:rPr>
-                <w:rFonts w:ascii="Avenir Next" w:hAnsi="Avenir Next" w:cs="Avenir Next" w:eastAsia="Avenir Next"/>
-                <w:i/>
-                <w:color w:val="1A1A1A"/>
-                <w:sz w:val="17"/>
-                <w:szCs w:val="17"/>
-              </w:rPr>
               <w:t xml:space="preserve">v</w:t>
             </w:r>
             <w:r>
               <w:rPr>
                 <w:rFonts w:ascii="Avenir Next" w:hAnsi="Avenir Next" w:cs="Avenir Next" w:eastAsia="Avenir Next"/>
                 <w:color w:val="1A1A1A"/>
-                <w:sz w:val="17"/>
+                <w:sz w:val="22"/>
                 <w:szCs w:val="17"/>
               </w:rPr>
               <w:t xml:space="preserve"> ≥ 40. Test: 40 and 52 work; 38 does not.</w:t>
@@ -616,29 +619,29 @@
                 <w:rFonts w:ascii="Avenir Next" w:hAnsi="Avenir Next" w:cs="Avenir Next" w:eastAsia="Avenir Next"/>
                 <w:b/>
                 <w:color w:val="1A1A1A"/>
+                <w:sz w:val="22"/>
+                <w:szCs w:val="17"/>
+              </w:rPr>
+              <w:t xml:space="preserve">Answer</w:t>
+            </w:r>
+            <w:r>
+              <w:rPr>
+                <w:rFonts w:ascii="Avenir Next" w:hAnsi="Avenir Next" w:cs="Avenir Next" w:eastAsia="Avenir Next"/>
+                <w:color w:val="1A1A1A"/>
                 <w:sz w:val="17"/>
                 <w:szCs w:val="17"/>
               </w:rPr>
-              <w:t xml:space="preserve">Answer</w:t>
-            </w:r>
-            <w:r>
-              <w:rPr>
-                <w:rFonts w:ascii="Avenir Next" w:hAnsi="Avenir Next" w:cs="Avenir Next" w:eastAsia="Avenir Next"/>
-                <w:color w:val="1A1A1A"/>
-                <w:sz w:val="17"/>
+              <w:tab/>
+            </w:r>
+            <w:r>
+              <w:rPr>
+                <w:rFonts w:ascii="Avenir Next" w:hAnsi="Avenir Next" w:cs="Avenir Next" w:eastAsia="Avenir Next"/>
+                <w:b/>
+                <w:i/>
+                <w:color w:val="1A1A1A"/>
+                <w:sz w:val="22"/>
                 <w:szCs w:val="17"/>
               </w:rPr>
-              <w:tab/>
-            </w:r>
-            <w:r>
-              <w:rPr>
-                <w:rFonts w:ascii="Avenir Next" w:hAnsi="Avenir Next" w:cs="Avenir Next" w:eastAsia="Avenir Next"/>
-                <w:b/>
-                <w:i/>
-                <w:color w:val="1A1A1A"/>
-                <w:sz w:val="17"/>
-                <w:szCs w:val="17"/>
-              </w:rPr>
               <w:t xml:space="preserve">v</w:t>
             </w:r>
             <w:r>
@@ -646,7 +649,7 @@
                 <w:rFonts w:ascii="Avenir Next" w:hAnsi="Avenir Next" w:cs="Avenir Next" w:eastAsia="Avenir Next"/>
                 <w:b/>
                 <w:color w:val="1A1A1A"/>
-                <w:sz w:val="17"/>
+                <w:sz w:val="22"/>
                 <w:szCs w:val="17"/>
               </w:rPr>
               <w:t xml:space="preserve"> ≥ 40</w:t>
@@ -696,6 +699,7 @@
           </w:tcPr>
           <w:p>
             <w:pPr>
+              <w:pStyle w:val="Heading2"/>
               <w:spacing w:before="0" w:after="40" w:line="264" w:lineRule="auto"/>
             </w:pPr>
             <w:r>
@@ -719,7 +723,7 @@
                 <w:rFonts w:ascii="Avenir Next" w:hAnsi="Avenir Next" w:cs="Avenir Next" w:eastAsia="Avenir Next"/>
                 <w:b/>
                 <w:color w:val="1A1A1A"/>
-                <w:sz w:val="21"/>
+                <w:sz w:val="22"/>
                 <w:szCs w:val="21"/>
               </w:rPr>
               <w:t xml:space="preserve">at least</w:t>
@@ -728,7 +732,7 @@
               <w:rPr>
                 <w:rFonts w:ascii="Avenir Next" w:hAnsi="Avenir Next" w:cs="Avenir Next" w:eastAsia="Avenir Next"/>
                 <w:color w:val="5A5F66"/>
-                <w:sz w:val="21"/>
+                <w:sz w:val="22"/>
                 <w:szCs w:val="21"/>
               </w:rPr>
               <w:t xml:space="preserve"> — </w:t>
@@ -737,7 +741,7 @@
               <w:rPr>
                 <w:rFonts w:ascii="Avenir Next" w:hAnsi="Avenir Next" w:cs="Avenir Next" w:eastAsia="Avenir Next"/>
                 <w:color w:val="1A1A1A"/>
-                <w:sz w:val="21"/>
+                <w:sz w:val="22"/>
                 <w:szCs w:val="21"/>
               </w:rPr>
               <w:t xml:space="preserve">that number or more (≥)</w:t>
@@ -752,7 +756,7 @@
                 <w:rFonts w:ascii="Avenir Next" w:hAnsi="Avenir Next" w:cs="Avenir Next" w:eastAsia="Avenir Next"/>
                 <w:b/>
                 <w:color w:val="1A1A1A"/>
-                <w:sz w:val="21"/>
+                <w:sz w:val="22"/>
                 <w:szCs w:val="21"/>
               </w:rPr>
               <w:t xml:space="preserve">at most / no more than</w:t>
@@ -761,7 +765,7 @@
               <w:rPr>
                 <w:rFonts w:ascii="Avenir Next" w:hAnsi="Avenir Next" w:cs="Avenir Next" w:eastAsia="Avenir Next"/>
                 <w:color w:val="5A5F66"/>
-                <w:sz w:val="21"/>
+                <w:sz w:val="22"/>
                 <w:szCs w:val="21"/>
               </w:rPr>
               <w:t xml:space="preserve"> — </w:t>
@@ -770,7 +774,7 @@
               <w:rPr>
                 <w:rFonts w:ascii="Avenir Next" w:hAnsi="Avenir Next" w:cs="Avenir Next" w:eastAsia="Avenir Next"/>
                 <w:color w:val="1A1A1A"/>
-                <w:sz w:val="21"/>
+                <w:sz w:val="22"/>
                 <w:szCs w:val="21"/>
               </w:rPr>
               <w:t xml:space="preserve">that number or less (≤)</w:t>
@@ -796,7 +800,7 @@
                 <w:rFonts w:ascii="Avenir Next" w:hAnsi="Avenir Next" w:cs="Avenir Next" w:eastAsia="Avenir Next"/>
                 <w:b/>
                 <w:color w:val="1A1A1A"/>
-                <w:sz w:val="21"/>
+                <w:sz w:val="22"/>
                 <w:szCs w:val="21"/>
               </w:rPr>
               <w:t xml:space="preserve">more than</w:t>
@@ -805,7 +809,7 @@
               <w:rPr>
                 <w:rFonts w:ascii="Avenir Next" w:hAnsi="Avenir Next" w:cs="Avenir Next" w:eastAsia="Avenir Next"/>
                 <w:color w:val="5A5F66"/>
-                <w:sz w:val="21"/>
+                <w:sz w:val="22"/>
                 <w:szCs w:val="21"/>
               </w:rPr>
               <w:t xml:space="preserve"> — </w:t>
@@ -814,7 +818,7 @@
               <w:rPr>
                 <w:rFonts w:ascii="Avenir Next" w:hAnsi="Avenir Next" w:cs="Avenir Next" w:eastAsia="Avenir Next"/>
                 <w:color w:val="1A1A1A"/>
-                <w:sz w:val="21"/>
+                <w:sz w:val="22"/>
                 <w:szCs w:val="21"/>
               </w:rPr>
               <w:t xml:space="preserve">greater, not equal (&gt;)</w:t>
@@ -829,7 +833,7 @@
                 <w:rFonts w:ascii="Avenir Next" w:hAnsi="Avenir Next" w:cs="Avenir Next" w:eastAsia="Avenir Next"/>
                 <w:b/>
                 <w:color w:val="1A1A1A"/>
-                <w:sz w:val="21"/>
+                <w:sz w:val="22"/>
                 <w:szCs w:val="21"/>
               </w:rPr>
               <w:t xml:space="preserve">fewer than / below</w:t>
@@ -838,7 +842,7 @@
               <w:rPr>
                 <w:rFonts w:ascii="Avenir Next" w:hAnsi="Avenir Next" w:cs="Avenir Next" w:eastAsia="Avenir Next"/>
                 <w:color w:val="5A5F66"/>
-                <w:sz w:val="21"/>
+                <w:sz w:val="22"/>
                 <w:szCs w:val="21"/>
               </w:rPr>
               <w:t xml:space="preserve"> — </w:t>
@@ -847,7 +851,7 @@
               <w:rPr>
                 <w:rFonts w:ascii="Avenir Next" w:hAnsi="Avenir Next" w:cs="Avenir Next" w:eastAsia="Avenir Next"/>
                 <w:color w:val="1A1A1A"/>
-                <w:sz w:val="21"/>
+                <w:sz w:val="22"/>
                 <w:szCs w:val="21"/>
               </w:rPr>
               <w:t xml:space="preserve">smaller, not equal (&lt;)</w:t>
@@ -858,6 +862,7 @@
     </w:tbl>
     <w:p>
       <w:pPr>
+        <w:pStyle w:val="Heading2"/>
         <w:keepNext/>
         <w:pBdr>
           <w:bottom w:val="single" w:sz="8" w:space="3" w:color="003A70"/>
@@ -873,7 +878,7 @@
           <w:b/>
           <w:color w:val="003A70"/>
           <w:spacing w:val="14"/>
-          <w:sz w:val="21"/>
+          <w:sz w:val="22"/>
           <w:szCs w:val="21"/>
         </w:rPr>
         <w:t xml:space="preserve">PRACTICE</w:t>
@@ -892,7 +897,7 @@
           <w:rFonts w:ascii="Avenir Next" w:hAnsi="Avenir Next" w:cs="Avenir Next" w:eastAsia="Avenir Next"/>
           <w:i/>
           <w:color w:val="5A5F66"/>
-          <w:sz w:val="17"/>
+          <w:sz w:val="22"/>
           <w:szCs w:val="17"/>
         </w:rPr>
         <w:t xml:space="preserve">show your work · label units</w:t>
@@ -1007,25 +1012,25 @@
                 <w:rFonts w:ascii="Avenir Next" w:hAnsi="Avenir Next" w:cs="Avenir Next" w:eastAsia="Avenir Next"/>
                 <w:b/>
                 <w:color w:val="003A70"/>
+                <w:sz w:val="22"/>
+                <w:szCs w:val="18"/>
+              </w:rPr>
+              <w:t xml:space="preserve">Step 1</w:t>
+            </w:r>
+            <w:r>
+              <w:rPr>
+                <w:rFonts w:ascii="Avenir Next" w:hAnsi="Avenir Next" w:cs="Avenir Next" w:eastAsia="Avenir Next"/>
+                <w:color w:val="1A1A1A"/>
                 <w:sz w:val="18"/>
                 <w:szCs w:val="18"/>
               </w:rPr>
-              <w:t xml:space="preserve">Step 1</w:t>
-            </w:r>
-            <w:r>
-              <w:rPr>
-                <w:rFonts w:ascii="Avenir Next" w:hAnsi="Avenir Next" w:cs="Avenir Next" w:eastAsia="Avenir Next"/>
-                <w:color w:val="1A1A1A"/>
-                <w:sz w:val="18"/>
-                <w:szCs w:val="18"/>
-              </w:rPr>
               <w:tab/>
             </w:r>
             <w:r>
               <w:rPr>
                 <w:rFonts w:ascii="Avenir Next" w:hAnsi="Avenir Next" w:cs="Avenir Next" w:eastAsia="Avenir Next"/>
                 <w:color w:val="1A1A1A"/>
-                <w:sz w:val="21"/>
+                <w:sz w:val="22"/>
                 <w:szCs w:val="21"/>
               </w:rPr>
               <w:t xml:space="preserve">Find the key words.</w:t>
@@ -1045,25 +1050,25 @@
                 <w:rFonts w:ascii="Avenir Next" w:hAnsi="Avenir Next" w:cs="Avenir Next" w:eastAsia="Avenir Next"/>
                 <w:b/>
                 <w:color w:val="003A70"/>
+                <w:sz w:val="22"/>
+                <w:szCs w:val="18"/>
+              </w:rPr>
+              <w:t xml:space="preserve">Step 2</w:t>
+            </w:r>
+            <w:r>
+              <w:rPr>
+                <w:rFonts w:ascii="Avenir Next" w:hAnsi="Avenir Next" w:cs="Avenir Next" w:eastAsia="Avenir Next"/>
+                <w:color w:val="1A1A1A"/>
                 <w:sz w:val="18"/>
                 <w:szCs w:val="18"/>
               </w:rPr>
-              <w:t xml:space="preserve">Step 2</w:t>
-            </w:r>
-            <w:r>
-              <w:rPr>
-                <w:rFonts w:ascii="Avenir Next" w:hAnsi="Avenir Next" w:cs="Avenir Next" w:eastAsia="Avenir Next"/>
-                <w:color w:val="1A1A1A"/>
-                <w:sz w:val="18"/>
-                <w:szCs w:val="18"/>
-              </w:rPr>
               <w:tab/>
             </w:r>
             <w:r>
               <w:rPr>
                 <w:rFonts w:ascii="Avenir Next" w:hAnsi="Avenir Next" w:cs="Avenir Next" w:eastAsia="Avenir Next"/>
                 <w:color w:val="1A1A1A"/>
-                <w:sz w:val="21"/>
+                <w:sz w:val="22"/>
                 <w:szCs w:val="21"/>
               </w:rPr>
               <w:t xml:space="preserve">Is the number itself allowed? Yes: ≤ or ≥. No: &lt; or &gt;.</w:t>
@@ -1758,7 +1763,7 @@
                       <w:rFonts w:ascii="Avenir Next" w:hAnsi="Avenir Next" w:cs="Avenir Next" w:eastAsia="Avenir Next"/>
                       <w:b/>
                       <w:color w:val="1A1A1A"/>
-                      <w:sz w:val="21"/>
+                      <w:sz w:val="22"/>
                       <w:szCs w:val="21"/>
                     </w:rPr>
                     <w:t xml:space="preserve">Sign</w:t>
@@ -1781,7 +1786,7 @@
                       <w:rFonts w:ascii="Avenir Next" w:hAnsi="Avenir Next" w:cs="Avenir Next" w:eastAsia="Avenir Next"/>
                       <w:b/>
                       <w:color w:val="1A1A1A"/>
-                      <w:sz w:val="21"/>
+                      <w:sz w:val="22"/>
                       <w:szCs w:val="21"/>
                     </w:rPr>
                     <w:t xml:space="preserve">Inequality</w:t>
@@ -1810,7 +1815,7 @@
                       <w:rFonts w:ascii="Avenir Next" w:hAnsi="Avenir Next" w:cs="Avenir Next" w:eastAsia="Avenir Next"/>
                       <w:b/>
                       <w:color w:val="1A1A1A"/>
-                      <w:sz w:val="21"/>
+                      <w:sz w:val="22"/>
                       <w:szCs w:val="21"/>
                     </w:rPr>
                     <w:t xml:space="preserve">Riders must be at least 54 inches tall. (</w:t>
@@ -1821,7 +1826,7 @@
                       <w:b/>
                       <w:i/>
                       <w:color w:val="1A1A1A"/>
-                      <w:sz w:val="21"/>
+                      <w:sz w:val="22"/>
                       <w:szCs w:val="21"/>
                     </w:rPr>
                     <w:t xml:space="preserve">h</w:t>
@@ -1831,7 +1836,7 @@
                       <w:rFonts w:ascii="Avenir Next" w:hAnsi="Avenir Next" w:cs="Avenir Next" w:eastAsia="Avenir Next"/>
                       <w:b/>
                       <w:color w:val="1A1A1A"/>
-                      <w:sz w:val="21"/>
+                      <w:sz w:val="22"/>
                       <w:szCs w:val="21"/>
                     </w:rPr>
                     <w:t xml:space="preserve">)</w:t>
@@ -1871,7 +1876,7 @@
                       <w:rFonts w:ascii="Avenir Next" w:hAnsi="Avenir Next" w:cs="Avenir Next" w:eastAsia="Avenir Next"/>
                       <w:b/>
                       <w:color w:val="1A1A1A"/>
-                      <w:sz w:val="21"/>
+                      <w:sz w:val="22"/>
                       <w:szCs w:val="21"/>
                     </w:rPr>
                     <w:t xml:space="preserve">Speed limit: 35 miles per hour. (</w:t>
@@ -1882,7 +1887,7 @@
                       <w:b/>
                       <w:i/>
                       <w:color w:val="1A1A1A"/>
-                      <w:sz w:val="21"/>
+                      <w:sz w:val="22"/>
                       <w:szCs w:val="21"/>
                     </w:rPr>
                     <w:t xml:space="preserve">s</w:t>
@@ -1892,7 +1897,7 @@
                       <w:rFonts w:ascii="Avenir Next" w:hAnsi="Avenir Next" w:cs="Avenir Next" w:eastAsia="Avenir Next"/>
                       <w:b/>
                       <w:color w:val="1A1A1A"/>
-                      <w:sz w:val="21"/>
+                      <w:sz w:val="22"/>
                       <w:szCs w:val="21"/>
                     </w:rPr>
                     <w:t xml:space="preserve">)</w:t>
@@ -1932,7 +1937,7 @@
                       <w:rFonts w:ascii="Avenir Next" w:hAnsi="Avenir Next" w:cs="Avenir Next" w:eastAsia="Avenir Next"/>
                       <w:b/>
                       <w:color w:val="1A1A1A"/>
-                      <w:sz w:val="21"/>
+                      <w:sz w:val="22"/>
                       <w:szCs w:val="21"/>
                     </w:rPr>
                     <w:t xml:space="preserve">Buy more than 10 items to get a discount. (</w:t>
@@ -1943,7 +1948,7 @@
                       <w:b/>
                       <w:i/>
                       <w:color w:val="1A1A1A"/>
-                      <w:sz w:val="21"/>
+                      <w:sz w:val="22"/>
                       <w:szCs w:val="21"/>
                     </w:rPr>
                     <w:t xml:space="preserve">n</w:t>
@@ -1953,7 +1958,7 @@
                       <w:rFonts w:ascii="Avenir Next" w:hAnsi="Avenir Next" w:cs="Avenir Next" w:eastAsia="Avenir Next"/>
                       <w:b/>
                       <w:color w:val="1A1A1A"/>
-                      <w:sz w:val="21"/>
+                      <w:sz w:val="22"/>
                       <w:szCs w:val="21"/>
                     </w:rPr>
                     <w:t xml:space="preserve">)</w:t>
@@ -1993,7 +1998,7 @@
                       <w:rFonts w:ascii="Avenir Next" w:hAnsi="Avenir Next" w:cs="Avenir Next" w:eastAsia="Avenir Next"/>
                       <w:b/>
                       <w:color w:val="1A1A1A"/>
-                      <w:sz w:val="21"/>
+                      <w:sz w:val="22"/>
                       <w:szCs w:val="21"/>
                     </w:rPr>
                     <w:t xml:space="preserve">Fewer than 120 people may be in this room. (</w:t>
@@ -2004,7 +2009,7 @@
                       <w:b/>
                       <w:i/>
                       <w:color w:val="1A1A1A"/>
-                      <w:sz w:val="21"/>
+                      <w:sz w:val="22"/>
                       <w:szCs w:val="21"/>
                     </w:rPr>
                     <w:t xml:space="preserve">p</w:t>
@@ -2014,7 +2019,7 @@
                       <w:rFonts w:ascii="Avenir Next" w:hAnsi="Avenir Next" w:cs="Avenir Next" w:eastAsia="Avenir Next"/>
                       <w:b/>
                       <w:color w:val="1A1A1A"/>
-                      <w:sz w:val="21"/>
+                      <w:sz w:val="22"/>
                       <w:szCs w:val="21"/>
                     </w:rPr>
                     <w:t xml:space="preserve">)</w:t>
@@ -2185,25 +2190,25 @@
                 <w:rFonts w:ascii="Avenir Next" w:hAnsi="Avenir Next" w:cs="Avenir Next" w:eastAsia="Avenir Next"/>
                 <w:b/>
                 <w:color w:val="003A70"/>
+                <w:sz w:val="22"/>
+                <w:szCs w:val="18"/>
+              </w:rPr>
+              <w:t xml:space="preserve">Step 1</w:t>
+            </w:r>
+            <w:r>
+              <w:rPr>
+                <w:rFonts w:ascii="Avenir Next" w:hAnsi="Avenir Next" w:cs="Avenir Next" w:eastAsia="Avenir Next"/>
+                <w:color w:val="1A1A1A"/>
                 <w:sz w:val="18"/>
                 <w:szCs w:val="18"/>
               </w:rPr>
-              <w:t xml:space="preserve">Step 1</w:t>
-            </w:r>
-            <w:r>
-              <w:rPr>
-                <w:rFonts w:ascii="Avenir Next" w:hAnsi="Avenir Next" w:cs="Avenir Next" w:eastAsia="Avenir Next"/>
-                <w:color w:val="1A1A1A"/>
-                <w:sz w:val="18"/>
-                <w:szCs w:val="18"/>
-              </w:rPr>
               <w:tab/>
             </w:r>
             <w:r>
               <w:rPr>
                 <w:rFonts w:ascii="Avenir Next" w:hAnsi="Avenir Next" w:cs="Avenir Next" w:eastAsia="Avenir Next"/>
                 <w:color w:val="1A1A1A"/>
-                <w:sz w:val="21"/>
+                <w:sz w:val="22"/>
                 <w:szCs w:val="21"/>
               </w:rPr>
               <w:t xml:space="preserve">“No more than” means that number or less.</w:t>
@@ -2223,25 +2228,25 @@
                 <w:rFonts w:ascii="Avenir Next" w:hAnsi="Avenir Next" w:cs="Avenir Next" w:eastAsia="Avenir Next"/>
                 <w:b/>
                 <w:color w:val="003A70"/>
+                <w:sz w:val="22"/>
+                <w:szCs w:val="18"/>
+              </w:rPr>
+              <w:t xml:space="preserve">Step 2</w:t>
+            </w:r>
+            <w:r>
+              <w:rPr>
+                <w:rFonts w:ascii="Avenir Next" w:hAnsi="Avenir Next" w:cs="Avenir Next" w:eastAsia="Avenir Next"/>
+                <w:color w:val="1A1A1A"/>
                 <w:sz w:val="18"/>
                 <w:szCs w:val="18"/>
               </w:rPr>
-              <w:t xml:space="preserve">Step 2</w:t>
-            </w:r>
-            <w:r>
-              <w:rPr>
-                <w:rFonts w:ascii="Avenir Next" w:hAnsi="Avenir Next" w:cs="Avenir Next" w:eastAsia="Avenir Next"/>
-                <w:color w:val="1A1A1A"/>
-                <w:sz w:val="18"/>
-                <w:szCs w:val="18"/>
-              </w:rPr>
               <w:tab/>
             </w:r>
             <w:r>
               <w:rPr>
                 <w:rFonts w:ascii="Avenir Next" w:hAnsi="Avenir Next" w:cs="Avenir Next" w:eastAsia="Avenir Next"/>
                 <w:color w:val="1A1A1A"/>
-                <w:sz w:val="21"/>
+                <w:sz w:val="22"/>
                 <w:szCs w:val="21"/>
               </w:rPr>
               <w:t xml:space="preserve">Test 48. Then test 50.</w:t>
@@ -2260,7 +2265,7 @@
                 <w:rFonts w:ascii="Avenir Next" w:hAnsi="Avenir Next" w:cs="Avenir Next" w:eastAsia="Avenir Next"/>
                 <w:b/>
                 <w:color w:val="1A1A1A"/>
-                <w:sz w:val="18"/>
+                <w:sz w:val="22"/>
                 <w:szCs w:val="18"/>
               </w:rPr>
               <w:t xml:space="preserve">Inequality</w:t>
@@ -2402,18 +2407,18 @@
                 <w:rFonts w:ascii="Avenir Next" w:hAnsi="Avenir Next" w:cs="Avenir Next" w:eastAsia="Avenir Next"/>
                 <w:b/>
                 <w:color w:val="003A70"/>
+                <w:sz w:val="22"/>
+                <w:szCs w:val="18"/>
+              </w:rPr>
+              <w:t xml:space="preserve">Step 1</w:t>
+            </w:r>
+            <w:r>
+              <w:rPr>
+                <w:rFonts w:ascii="Avenir Next" w:hAnsi="Avenir Next" w:cs="Avenir Next" w:eastAsia="Avenir Next"/>
+                <w:color w:val="1A1A1A"/>
                 <w:sz w:val="18"/>
                 <w:szCs w:val="18"/>
               </w:rPr>
-              <w:t xml:space="preserve">Step 1</w:t>
-            </w:r>
-            <w:r>
-              <w:rPr>
-                <w:rFonts w:ascii="Avenir Next" w:hAnsi="Avenir Next" w:cs="Avenir Next" w:eastAsia="Avenir Next"/>
-                <w:color w:val="1A1A1A"/>
-                <w:sz w:val="18"/>
-                <w:szCs w:val="18"/>
-              </w:rPr>
               <w:tab/>
             </w:r>
             <w:r>
@@ -2421,7 +2426,7 @@
                 <w:rFonts w:ascii="Avenir Next" w:hAnsi="Avenir Next" w:cs="Avenir Next" w:eastAsia="Avenir Next"/>
                 <w:i/>
                 <w:color w:val="1A1A1A"/>
-                <w:sz w:val="21"/>
+                <w:sz w:val="22"/>
                 <w:szCs w:val="21"/>
               </w:rPr>
               <w:t xml:space="preserve">t</w:t>
@@ -2430,7 +2435,7 @@
               <w:rPr>
                 <w:rFonts w:ascii="Avenir Next" w:hAnsi="Avenir Next" w:cs="Avenir Next" w:eastAsia="Avenir Next"/>
                 <w:color w:val="1A1A1A"/>
-                <w:sz w:val="21"/>
+                <w:sz w:val="22"/>
                 <w:szCs w:val="21"/>
               </w:rPr>
               <w:t xml:space="preserve"> &lt; 60 means </w:t>
@@ -2440,7 +2445,7 @@
                 <w:rFonts w:ascii="Avenir Next" w:hAnsi="Avenir Next" w:cs="Avenir Next" w:eastAsia="Avenir Next"/>
                 <w:i/>
                 <w:color w:val="1A1A1A"/>
-                <w:sz w:val="21"/>
+                <w:sz w:val="22"/>
                 <w:szCs w:val="21"/>
               </w:rPr>
               <w:t xml:space="preserve">t</w:t>
@@ -2449,7 +2454,7 @@
               <w:rPr>
                 <w:rFonts w:ascii="Avenir Next" w:hAnsi="Avenir Next" w:cs="Avenir Next" w:eastAsia="Avenir Next"/>
                 <w:color w:val="1A1A1A"/>
-                <w:sz w:val="21"/>
+                <w:sz w:val="22"/>
                 <w:szCs w:val="21"/>
               </w:rPr>
               <w:t xml:space="preserve"> is less than 60.</w:t>
@@ -2469,25 +2474,25 @@
                 <w:rFonts w:ascii="Avenir Next" w:hAnsi="Avenir Next" w:cs="Avenir Next" w:eastAsia="Avenir Next"/>
                 <w:b/>
                 <w:color w:val="003A70"/>
+                <w:sz w:val="22"/>
+                <w:szCs w:val="18"/>
+              </w:rPr>
+              <w:t xml:space="preserve">Step 2</w:t>
+            </w:r>
+            <w:r>
+              <w:rPr>
+                <w:rFonts w:ascii="Avenir Next" w:hAnsi="Avenir Next" w:cs="Avenir Next" w:eastAsia="Avenir Next"/>
+                <w:color w:val="1A1A1A"/>
                 <w:sz w:val="18"/>
                 <w:szCs w:val="18"/>
               </w:rPr>
-              <w:t xml:space="preserve">Step 2</w:t>
-            </w:r>
-            <w:r>
-              <w:rPr>
-                <w:rFonts w:ascii="Avenir Next" w:hAnsi="Avenir Next" w:cs="Avenir Next" w:eastAsia="Avenir Next"/>
-                <w:color w:val="1A1A1A"/>
-                <w:sz w:val="18"/>
-                <w:szCs w:val="18"/>
-              </w:rPr>
               <w:tab/>
             </w:r>
             <w:r>
               <w:rPr>
                 <w:rFonts w:ascii="Avenir Next" w:hAnsi="Avenir Next" w:cs="Avenir Next" w:eastAsia="Avenir Next"/>
                 <w:color w:val="1A1A1A"/>
-                <w:sz w:val="21"/>
+                <w:sz w:val="22"/>
                 <w:szCs w:val="21"/>
               </w:rPr>
               <w:t xml:space="preserve">Think of something that must stay under 60, like minutes.</w:t>
@@ -2506,7 +2511,7 @@
                 <w:rFonts w:ascii="Avenir Next" w:hAnsi="Avenir Next" w:cs="Avenir Next" w:eastAsia="Avenir Next"/>
                 <w:b/>
                 <w:color w:val="1A1A1A"/>
-                <w:sz w:val="18"/>
+                <w:sz w:val="22"/>
                 <w:szCs w:val="18"/>
               </w:rPr>
               <w:t xml:space="preserve">Situation and solutions</w:t>
@@ -2664,7 +2669,7 @@
                 <w:rFonts w:ascii="Avenir Next" w:hAnsi="Avenir Next" w:cs="Avenir Next" w:eastAsia="Avenir Next"/>
                 <w:b/>
                 <w:color w:val="003A70"/>
-                <w:sz w:val="17"/>
+                <w:sz w:val="22"/>
                 <w:szCs w:val="17"/>
               </w:rPr>
               <w:t xml:space="preserve">Frame  </w:t>
@@ -2674,10 +2679,30 @@
                 <w:rFonts w:ascii="Avenir Next" w:hAnsi="Avenir Next" w:cs="Avenir Next" w:eastAsia="Avenir Next"/>
                 <w:i/>
                 <w:color w:val="1A1A1A"/>
+                <w:sz w:val="22"/>
+                <w:szCs w:val="18"/>
+              </w:rPr>
+              <w:t xml:space="preserve">Jordan is </w:t>
+            </w:r>
+            <w:r>
+              <w:rPr>
+                <w:rFonts w:ascii="Avenir Next" w:hAnsi="Avenir Next" w:cs="Avenir Next" w:eastAsia="Avenir Next"/>
+                <w:color w:val="1A1A1A"/>
                 <w:sz w:val="18"/>
                 <w:szCs w:val="18"/>
-              </w:rPr>
-              <w:t xml:space="preserve">Jordan is </w:t>
+                <w:u w:val="single"/>
+              </w:rPr>
+              <w:t xml:space="preserve">      </w:t>
+            </w:r>
+            <w:r>
+              <w:rPr>
+                <w:rFonts w:ascii="Avenir Next" w:hAnsi="Avenir Next" w:cs="Avenir Next" w:eastAsia="Avenir Next"/>
+                <w:i/>
+                <w:color w:val="1A1A1A"/>
+                <w:sz w:val="22"/>
+                <w:szCs w:val="18"/>
+              </w:rPr>
+              <w:t xml:space="preserve"> because 10 </w:t>
             </w:r>
             <w:r>
               <w:rPr>
@@ -2694,17 +2719,37 @@
                 <w:rFonts w:ascii="Avenir Next" w:hAnsi="Avenir Next" w:cs="Avenir Next" w:eastAsia="Avenir Next"/>
                 <w:i/>
                 <w:color w:val="1A1A1A"/>
+                <w:sz w:val="22"/>
+                <w:szCs w:val="18"/>
+              </w:rPr>
+              <w:t xml:space="preserve"> a solution of </w:t>
+            </w:r>
+            <w:r>
+              <w:rPr>
+                <w:rFonts w:ascii="Avenir Next" w:hAnsi="Avenir Next" w:cs="Avenir Next" w:eastAsia="Avenir Next"/>
+                <w:i/>
+                <w:color w:val="1A1A1A"/>
+                <w:sz w:val="22"/>
+                <w:szCs w:val="18"/>
+              </w:rPr>
+              <w:t xml:space="preserve">x</w:t>
+            </w:r>
+            <w:r>
+              <w:rPr>
+                <w:rFonts w:ascii="Avenir Next" w:hAnsi="Avenir Next" w:cs="Avenir Next" w:eastAsia="Avenir Next"/>
+                <w:i/>
+                <w:color w:val="1A1A1A"/>
+                <w:sz w:val="22"/>
+                <w:szCs w:val="18"/>
+              </w:rPr>
+              <w:t xml:space="preserve"> ≤ 10, but 10 </w:t>
+            </w:r>
+            <w:r>
+              <w:rPr>
+                <w:rFonts w:ascii="Avenir Next" w:hAnsi="Avenir Next" w:cs="Avenir Next" w:eastAsia="Avenir Next"/>
+                <w:color w:val="1A1A1A"/>
                 <w:sz w:val="18"/>
                 <w:szCs w:val="18"/>
-              </w:rPr>
-              <w:t xml:space="preserve"> because 10 </w:t>
-            </w:r>
-            <w:r>
-              <w:rPr>
-                <w:rFonts w:ascii="Avenir Next" w:hAnsi="Avenir Next" w:cs="Avenir Next" w:eastAsia="Avenir Next"/>
-                <w:color w:val="1A1A1A"/>
-                <w:sz w:val="18"/>
-                <w:szCs w:val="18"/>
                 <w:u w:val="single"/>
               </w:rPr>
               <w:t xml:space="preserve">      </w:t>
@@ -2714,7 +2759,7 @@
                 <w:rFonts w:ascii="Avenir Next" w:hAnsi="Avenir Next" w:cs="Avenir Next" w:eastAsia="Avenir Next"/>
                 <w:i/>
                 <w:color w:val="1A1A1A"/>
-                <w:sz w:val="18"/>
+                <w:sz w:val="22"/>
                 <w:szCs w:val="18"/>
               </w:rPr>
               <w:t xml:space="preserve"> a solution of </w:t>
@@ -2724,7 +2769,7 @@
                 <w:rFonts w:ascii="Avenir Next" w:hAnsi="Avenir Next" w:cs="Avenir Next" w:eastAsia="Avenir Next"/>
                 <w:i/>
                 <w:color w:val="1A1A1A"/>
-                <w:sz w:val="18"/>
+                <w:sz w:val="22"/>
                 <w:szCs w:val="18"/>
               </w:rPr>
               <w:t xml:space="preserve">x</w:t>
@@ -2734,47 +2779,7 @@
                 <w:rFonts w:ascii="Avenir Next" w:hAnsi="Avenir Next" w:cs="Avenir Next" w:eastAsia="Avenir Next"/>
                 <w:i/>
                 <w:color w:val="1A1A1A"/>
-                <w:sz w:val="18"/>
-                <w:szCs w:val="18"/>
-              </w:rPr>
-              <w:t xml:space="preserve"> ≤ 10, but 10 </w:t>
-            </w:r>
-            <w:r>
-              <w:rPr>
-                <w:rFonts w:ascii="Avenir Next" w:hAnsi="Avenir Next" w:cs="Avenir Next" w:eastAsia="Avenir Next"/>
-                <w:color w:val="1A1A1A"/>
-                <w:sz w:val="18"/>
-                <w:szCs w:val="18"/>
-                <w:u w:val="single"/>
-              </w:rPr>
-              <w:t xml:space="preserve">      </w:t>
-            </w:r>
-            <w:r>
-              <w:rPr>
-                <w:rFonts w:ascii="Avenir Next" w:hAnsi="Avenir Next" w:cs="Avenir Next" w:eastAsia="Avenir Next"/>
-                <w:i/>
-                <w:color w:val="1A1A1A"/>
-                <w:sz w:val="18"/>
-                <w:szCs w:val="18"/>
-              </w:rPr>
-              <w:t xml:space="preserve"> a solution of </w:t>
-            </w:r>
-            <w:r>
-              <w:rPr>
-                <w:rFonts w:ascii="Avenir Next" w:hAnsi="Avenir Next" w:cs="Avenir Next" w:eastAsia="Avenir Next"/>
-                <w:i/>
-                <w:color w:val="1A1A1A"/>
-                <w:sz w:val="18"/>
-                <w:szCs w:val="18"/>
-              </w:rPr>
-              <w:t xml:space="preserve">x</w:t>
-            </w:r>
-            <w:r>
-              <w:rPr>
-                <w:rFonts w:ascii="Avenir Next" w:hAnsi="Avenir Next" w:cs="Avenir Next" w:eastAsia="Avenir Next"/>
-                <w:i/>
-                <w:color w:val="1A1A1A"/>
-                <w:sz w:val="18"/>
+                <w:sz w:val="22"/>
                 <w:szCs w:val="18"/>
               </w:rPr>
               <w:t xml:space="preserve"> &lt; 10.</w:t>
@@ -2903,6 +2908,7 @@
           </w:tcPr>
           <w:p>
             <w:pPr>
+              <w:pStyle w:val="Heading2"/>
               <w:spacing w:before="0" w:after="0" w:line="240" w:lineRule="auto"/>
             </w:pPr>
             <w:r>
@@ -2940,7 +2946,7 @@
               <w:rPr>
                 <w:rFonts w:ascii="Avenir Next" w:hAnsi="Avenir Next" w:cs="Avenir Next" w:eastAsia="Avenir Next"/>
                 <w:color w:val="1A1A1A"/>
-                <w:sz w:val="17"/>
+                <w:sz w:val="22"/>
                 <w:szCs w:val="17"/>
               </w:rPr>
               <w:t xml:space="preserve">  I can do this on my own</w:t>
@@ -2969,7 +2975,7 @@
               <w:rPr>
                 <w:rFonts w:ascii="Avenir Next" w:hAnsi="Avenir Next" w:cs="Avenir Next" w:eastAsia="Avenir Next"/>
                 <w:color w:val="1A1A1A"/>
-                <w:sz w:val="17"/>
+                <w:sz w:val="22"/>
                 <w:szCs w:val="17"/>
               </w:rPr>
               <w:t xml:space="preserve">  I need a little help</w:t>
@@ -2998,7 +3004,7 @@
               <w:rPr>
                 <w:rFonts w:ascii="Avenir Next" w:hAnsi="Avenir Next" w:cs="Avenir Next" w:eastAsia="Avenir Next"/>
                 <w:color w:val="1A1A1A"/>
-                <w:sz w:val="17"/>
+                <w:sz w:val="22"/>
                 <w:szCs w:val="17"/>
               </w:rPr>
               <w:t xml:space="preserve">  I have a question about #</w:t>
@@ -3036,7 +3042,7 @@
         <w:rPr>
           <w:rFonts w:ascii="Avenir Next" w:hAnsi="Avenir Next" w:cs="Avenir Next" w:eastAsia="Avenir Next"/>
           <w:color w:val="5A5F66"/>
-          <w:sz w:val="17"/>
+          <w:sz w:val="22"/>
           <w:szCs w:val="17"/>
         </w:rPr>
         <w:t xml:space="preserve">Look for a sign with a limit (speed limit, height rule, room capacity). Write an inequality for it and tell someone at home what it means.</w:t>
@@ -3119,14 +3125,15 @@
           <w:caps/>
           <w:color w:val="003A70"/>
           <w:spacing w:val="12"/>
-          <w:sz w:val="21"/>
+          <w:sz w:val="22"/>
           <w:szCs w:val="21"/>
         </w:rPr>
-        <w:t xml:space="preserve">Lesson 8-4  ·  Homework Packet  ·  Level 1  ·  Sheet 2 of 2</w:t>
+        <w:t xml:space="preserve">Lesson 8-4  ·  Homework Packet  ·  Supported  ·  Session 2 · pages 3–4</w:t>
       </w:r>
     </w:p>
     <w:p>
       <w:pPr>
+        <w:pStyle w:val="Heading1"/>
         <w:keepNext/>
         <w:spacing w:before="0" w:after="10" w:line="240" w:lineRule="auto"/>
       </w:pPr>
@@ -3152,7 +3159,7 @@
         <w:rPr>
           <w:rFonts w:ascii="Avenir Next" w:hAnsi="Avenir Next" w:cs="Avenir Next" w:eastAsia="Avenir Next"/>
           <w:color w:val="5A5F66"/>
-          <w:sz w:val="17"/>
+          <w:sz w:val="22"/>
           <w:szCs w:val="17"/>
         </w:rPr>
         <w:t xml:space="preserve">Maryland Standard 6.EE.B.8   ·   Learning target — I can represent an inequality with a set of solutions and describe them.</w:t>
@@ -3199,6 +3206,7 @@
           </w:tcPr>
           <w:p>
             <w:pPr>
+              <w:pStyle w:val="Heading2"/>
               <w:spacing w:before="0" w:after="40" w:line="264" w:lineRule="auto"/>
             </w:pPr>
             <w:r>
@@ -3226,18 +3234,18 @@
                 <w:rFonts w:ascii="Avenir Next" w:hAnsi="Avenir Next" w:cs="Avenir Next" w:eastAsia="Avenir Next"/>
                 <w:b/>
                 <w:color w:val="003A70"/>
+                <w:sz w:val="22"/>
+                <w:szCs w:val="18"/>
+              </w:rPr>
+              <w:t xml:space="preserve">•</w:t>
+            </w:r>
+            <w:r>
+              <w:rPr>
+                <w:rFonts w:ascii="Avenir Next" w:hAnsi="Avenir Next" w:cs="Avenir Next" w:eastAsia="Avenir Next"/>
+                <w:color w:val="1A1A1A"/>
                 <w:sz w:val="18"/>
                 <w:szCs w:val="18"/>
               </w:rPr>
-              <w:t xml:space="preserve">•</w:t>
-            </w:r>
-            <w:r>
-              <w:rPr>
-                <w:rFonts w:ascii="Avenir Next" w:hAnsi="Avenir Next" w:cs="Avenir Next" w:eastAsia="Avenir Next"/>
-                <w:color w:val="1A1A1A"/>
-                <w:sz w:val="18"/>
-                <w:szCs w:val="18"/>
-              </w:rPr>
               <w:tab/>
             </w:r>
             <w:r>
@@ -3245,7 +3253,7 @@
                 <w:rFonts w:ascii="Avenir Next" w:hAnsi="Avenir Next" w:cs="Avenir Next" w:eastAsia="Avenir Next"/>
                 <w:b/>
                 <w:color w:val="1A1A1A"/>
-                <w:sz w:val="18"/>
+                <w:sz w:val="22"/>
                 <w:szCs w:val="18"/>
               </w:rPr>
               <w:t xml:space="preserve">Open dot</w:t>
@@ -3254,7 +3262,7 @@
               <w:rPr>
                 <w:rFonts w:ascii="Avenir Next" w:hAnsi="Avenir Next" w:cs="Avenir Next" w:eastAsia="Avenir Next"/>
                 <w:color w:val="1A1A1A"/>
-                <w:sz w:val="18"/>
+                <w:sz w:val="22"/>
                 <w:szCs w:val="18"/>
               </w:rPr>
               <w:t xml:space="preserve">: boundary </w:t>
@@ -3264,7 +3272,7 @@
                 <w:rFonts w:ascii="Avenir Next" w:hAnsi="Avenir Next" w:cs="Avenir Next" w:eastAsia="Avenir Next"/>
                 <w:b/>
                 <w:color w:val="1A1A1A"/>
-                <w:sz w:val="18"/>
+                <w:sz w:val="22"/>
                 <w:szCs w:val="18"/>
               </w:rPr>
               <w:t xml:space="preserve">not</w:t>
@@ -3273,7 +3281,7 @@
               <w:rPr>
                 <w:rFonts w:ascii="Avenir Next" w:hAnsi="Avenir Next" w:cs="Avenir Next" w:eastAsia="Avenir Next"/>
                 <w:color w:val="1A1A1A"/>
-                <w:sz w:val="18"/>
+                <w:sz w:val="22"/>
                 <w:szCs w:val="18"/>
               </w:rPr>
               <w:t xml:space="preserve"> included (&lt; or &gt;).</w:t>
@@ -3292,18 +3300,18 @@
                 <w:rFonts w:ascii="Avenir Next" w:hAnsi="Avenir Next" w:cs="Avenir Next" w:eastAsia="Avenir Next"/>
                 <w:b/>
                 <w:color w:val="003A70"/>
+                <w:sz w:val="22"/>
+                <w:szCs w:val="18"/>
+              </w:rPr>
+              <w:t xml:space="preserve">•</w:t>
+            </w:r>
+            <w:r>
+              <w:rPr>
+                <w:rFonts w:ascii="Avenir Next" w:hAnsi="Avenir Next" w:cs="Avenir Next" w:eastAsia="Avenir Next"/>
+                <w:color w:val="1A1A1A"/>
                 <w:sz w:val="18"/>
                 <w:szCs w:val="18"/>
               </w:rPr>
-              <w:t xml:space="preserve">•</w:t>
-            </w:r>
-            <w:r>
-              <w:rPr>
-                <w:rFonts w:ascii="Avenir Next" w:hAnsi="Avenir Next" w:cs="Avenir Next" w:eastAsia="Avenir Next"/>
-                <w:color w:val="1A1A1A"/>
-                <w:sz w:val="18"/>
-                <w:szCs w:val="18"/>
-              </w:rPr>
               <w:tab/>
             </w:r>
             <w:r>
@@ -3311,7 +3319,7 @@
                 <w:rFonts w:ascii="Avenir Next" w:hAnsi="Avenir Next" w:cs="Avenir Next" w:eastAsia="Avenir Next"/>
                 <w:b/>
                 <w:color w:val="1A1A1A"/>
-                <w:sz w:val="18"/>
+                <w:sz w:val="22"/>
                 <w:szCs w:val="18"/>
               </w:rPr>
               <w:t xml:space="preserve">Closed dot</w:t>
@@ -3320,7 +3328,7 @@
               <w:rPr>
                 <w:rFonts w:ascii="Avenir Next" w:hAnsi="Avenir Next" w:cs="Avenir Next" w:eastAsia="Avenir Next"/>
                 <w:color w:val="1A1A1A"/>
-                <w:sz w:val="18"/>
+                <w:sz w:val="22"/>
                 <w:szCs w:val="18"/>
               </w:rPr>
               <w:t xml:space="preserve">: boundary </w:t>
@@ -3330,7 +3338,7 @@
                 <w:rFonts w:ascii="Avenir Next" w:hAnsi="Avenir Next" w:cs="Avenir Next" w:eastAsia="Avenir Next"/>
                 <w:b/>
                 <w:color w:val="1A1A1A"/>
-                <w:sz w:val="18"/>
+                <w:sz w:val="22"/>
                 <w:szCs w:val="18"/>
               </w:rPr>
               <w:t xml:space="preserve">is</w:t>
@@ -3339,7 +3347,7 @@
               <w:rPr>
                 <w:rFonts w:ascii="Avenir Next" w:hAnsi="Avenir Next" w:cs="Avenir Next" w:eastAsia="Avenir Next"/>
                 <w:color w:val="1A1A1A"/>
-                <w:sz w:val="18"/>
+                <w:sz w:val="22"/>
                 <w:szCs w:val="18"/>
               </w:rPr>
               <w:t xml:space="preserve"> included (≤ or ≥).</w:t>
@@ -3358,25 +3366,25 @@
                 <w:rFonts w:ascii="Avenir Next" w:hAnsi="Avenir Next" w:cs="Avenir Next" w:eastAsia="Avenir Next"/>
                 <w:b/>
                 <w:color w:val="003A70"/>
+                <w:sz w:val="22"/>
+                <w:szCs w:val="18"/>
+              </w:rPr>
+              <w:t xml:space="preserve">•</w:t>
+            </w:r>
+            <w:r>
+              <w:rPr>
+                <w:rFonts w:ascii="Avenir Next" w:hAnsi="Avenir Next" w:cs="Avenir Next" w:eastAsia="Avenir Next"/>
+                <w:color w:val="1A1A1A"/>
                 <w:sz w:val="18"/>
                 <w:szCs w:val="18"/>
               </w:rPr>
-              <w:t xml:space="preserve">•</w:t>
-            </w:r>
-            <w:r>
-              <w:rPr>
-                <w:rFonts w:ascii="Avenir Next" w:hAnsi="Avenir Next" w:cs="Avenir Next" w:eastAsia="Avenir Next"/>
-                <w:color w:val="1A1A1A"/>
-                <w:sz w:val="18"/>
-                <w:szCs w:val="18"/>
-              </w:rPr>
               <w:tab/>
             </w:r>
             <w:r>
               <w:rPr>
                 <w:rFonts w:ascii="Avenir Next" w:hAnsi="Avenir Next" w:cs="Avenir Next" w:eastAsia="Avenir Next"/>
                 <w:color w:val="1A1A1A"/>
-                <w:sz w:val="18"/>
+                <w:sz w:val="22"/>
                 <w:szCs w:val="18"/>
               </w:rPr>
               <w:t xml:space="preserve">Arrow: </w:t>
@@ -3386,7 +3394,7 @@
                 <w:rFonts w:ascii="Avenir Next" w:hAnsi="Avenir Next" w:cs="Avenir Next" w:eastAsia="Avenir Next"/>
                 <w:b/>
                 <w:color w:val="1A1A1A"/>
-                <w:sz w:val="18"/>
+                <w:sz w:val="22"/>
                 <w:szCs w:val="18"/>
               </w:rPr>
               <w:t xml:space="preserve">left</w:t>
@@ -3395,7 +3403,7 @@
               <w:rPr>
                 <w:rFonts w:ascii="Avenir Next" w:hAnsi="Avenir Next" w:cs="Avenir Next" w:eastAsia="Avenir Next"/>
                 <w:color w:val="1A1A1A"/>
-                <w:sz w:val="18"/>
+                <w:sz w:val="22"/>
                 <w:szCs w:val="18"/>
               </w:rPr>
               <w:t xml:space="preserve"> for &lt; and ≤, </w:t>
@@ -3405,7 +3413,7 @@
                 <w:rFonts w:ascii="Avenir Next" w:hAnsi="Avenir Next" w:cs="Avenir Next" w:eastAsia="Avenir Next"/>
                 <w:b/>
                 <w:color w:val="1A1A1A"/>
-                <w:sz w:val="18"/>
+                <w:sz w:val="22"/>
                 <w:szCs w:val="18"/>
               </w:rPr>
               <w:t xml:space="preserve">right</w:t>
@@ -3414,7 +3422,7 @@
               <w:rPr>
                 <w:rFonts w:ascii="Avenir Next" w:hAnsi="Avenir Next" w:cs="Avenir Next" w:eastAsia="Avenir Next"/>
                 <w:color w:val="1A1A1A"/>
-                <w:sz w:val="18"/>
+                <w:sz w:val="22"/>
                 <w:szCs w:val="18"/>
               </w:rPr>
               <w:t xml:space="preserve"> for &gt; and ≥.</w:t>
@@ -3429,6 +3437,7 @@
           </w:tcPr>
           <w:p>
             <w:pPr>
+              <w:pStyle w:val="Heading2"/>
               <w:spacing w:before="0" w:after="40" w:line="264" w:lineRule="auto"/>
             </w:pPr>
             <w:r>
@@ -3451,7 +3460,7 @@
               <w:rPr>
                 <w:rFonts w:ascii="Avenir Next" w:hAnsi="Avenir Next" w:cs="Avenir Next" w:eastAsia="Avenir Next"/>
                 <w:color w:val="1A1A1A"/>
-                <w:sz w:val="17"/>
+                <w:sz w:val="22"/>
                 <w:szCs w:val="17"/>
               </w:rPr>
               <w:t xml:space="preserve">Graph </w:t>
@@ -3461,7 +3470,7 @@
                 <w:rFonts w:ascii="Avenir Next" w:hAnsi="Avenir Next" w:cs="Avenir Next" w:eastAsia="Avenir Next"/>
                 <w:i/>
                 <w:color w:val="1A1A1A"/>
-                <w:sz w:val="17"/>
+                <w:sz w:val="22"/>
                 <w:szCs w:val="17"/>
               </w:rPr>
               <w:t xml:space="preserve">x</w:t>
@@ -3470,7 +3479,7 @@
               <w:rPr>
                 <w:rFonts w:ascii="Avenir Next" w:hAnsi="Avenir Next" w:cs="Avenir Next" w:eastAsia="Avenir Next"/>
                 <w:color w:val="1A1A1A"/>
-                <w:sz w:val="17"/>
+                <w:sz w:val="22"/>
                 <w:szCs w:val="17"/>
               </w:rPr>
               <w:t xml:space="preserve"> ≤ 3.</w:t>
@@ -3489,25 +3498,25 @@
                 <w:rFonts w:ascii="Avenir Next" w:hAnsi="Avenir Next" w:cs="Avenir Next" w:eastAsia="Avenir Next"/>
                 <w:b/>
                 <w:color w:val="003A70"/>
+                <w:sz w:val="22"/>
+                <w:szCs w:val="17"/>
+              </w:rPr>
+              <w:t xml:space="preserve">Step 1</w:t>
+            </w:r>
+            <w:r>
+              <w:rPr>
+                <w:rFonts w:ascii="Avenir Next" w:hAnsi="Avenir Next" w:cs="Avenir Next" w:eastAsia="Avenir Next"/>
+                <w:color w:val="1A1A1A"/>
                 <w:sz w:val="17"/>
                 <w:szCs w:val="17"/>
               </w:rPr>
-              <w:t xml:space="preserve">Step 1</w:t>
-            </w:r>
-            <w:r>
-              <w:rPr>
-                <w:rFonts w:ascii="Avenir Next" w:hAnsi="Avenir Next" w:cs="Avenir Next" w:eastAsia="Avenir Next"/>
-                <w:color w:val="1A1A1A"/>
-                <w:sz w:val="17"/>
-                <w:szCs w:val="17"/>
-              </w:rPr>
               <w:tab/>
             </w:r>
             <w:r>
               <w:rPr>
                 <w:rFonts w:ascii="Avenir Next" w:hAnsi="Avenir Next" w:cs="Avenir Next" w:eastAsia="Avenir Next"/>
                 <w:color w:val="1A1A1A"/>
-                <w:sz w:val="17"/>
+                <w:sz w:val="22"/>
                 <w:szCs w:val="17"/>
               </w:rPr>
               <w:t xml:space="preserve">≤ includes 3, so draw a closed dot at 3.</w:t>
@@ -3526,25 +3535,25 @@
                 <w:rFonts w:ascii="Avenir Next" w:hAnsi="Avenir Next" w:cs="Avenir Next" w:eastAsia="Avenir Next"/>
                 <w:b/>
                 <w:color w:val="003A70"/>
+                <w:sz w:val="22"/>
+                <w:szCs w:val="17"/>
+              </w:rPr>
+              <w:t xml:space="preserve">Step 2</w:t>
+            </w:r>
+            <w:r>
+              <w:rPr>
+                <w:rFonts w:ascii="Avenir Next" w:hAnsi="Avenir Next" w:cs="Avenir Next" w:eastAsia="Avenir Next"/>
+                <w:color w:val="1A1A1A"/>
                 <w:sz w:val="17"/>
                 <w:szCs w:val="17"/>
               </w:rPr>
-              <w:t xml:space="preserve">Step 2</w:t>
-            </w:r>
-            <w:r>
-              <w:rPr>
-                <w:rFonts w:ascii="Avenir Next" w:hAnsi="Avenir Next" w:cs="Avenir Next" w:eastAsia="Avenir Next"/>
-                <w:color w:val="1A1A1A"/>
-                <w:sz w:val="17"/>
-                <w:szCs w:val="17"/>
-              </w:rPr>
               <w:tab/>
             </w:r>
             <w:r>
               <w:rPr>
                 <w:rFonts w:ascii="Avenir Next" w:hAnsi="Avenir Next" w:cs="Avenir Next" w:eastAsia="Avenir Next"/>
                 <w:color w:val="1A1A1A"/>
-                <w:sz w:val="17"/>
+                <w:sz w:val="22"/>
                 <w:szCs w:val="17"/>
               </w:rPr>
               <w:t xml:space="preserve">Shade left: the solutions are 3 and less.</w:t>
@@ -3563,18 +3572,18 @@
                 <w:rFonts w:ascii="Avenir Next" w:hAnsi="Avenir Next" w:cs="Avenir Next" w:eastAsia="Avenir Next"/>
                 <w:b/>
                 <w:color w:val="1A1A1A"/>
+                <w:sz w:val="22"/>
+                <w:szCs w:val="17"/>
+              </w:rPr>
+              <w:t xml:space="preserve">Answer</w:t>
+            </w:r>
+            <w:r>
+              <w:rPr>
+                <w:rFonts w:ascii="Avenir Next" w:hAnsi="Avenir Next" w:cs="Avenir Next" w:eastAsia="Avenir Next"/>
+                <w:color w:val="1A1A1A"/>
                 <w:sz w:val="17"/>
                 <w:szCs w:val="17"/>
               </w:rPr>
-              <w:t xml:space="preserve">Answer</w:t>
-            </w:r>
-            <w:r>
-              <w:rPr>
-                <w:rFonts w:ascii="Avenir Next" w:hAnsi="Avenir Next" w:cs="Avenir Next" w:eastAsia="Avenir Next"/>
-                <w:color w:val="1A1A1A"/>
-                <w:sz w:val="17"/>
-                <w:szCs w:val="17"/>
-              </w:rPr>
               <w:tab/>
             </w:r>
             <w:r>
@@ -3582,7 +3591,7 @@
                 <w:rFonts w:ascii="Avenir Next" w:hAnsi="Avenir Next" w:cs="Avenir Next" w:eastAsia="Avenir Next"/>
                 <w:b/>
                 <w:color w:val="1A1A1A"/>
-                <w:sz w:val="17"/>
+                <w:sz w:val="22"/>
                 <w:szCs w:val="17"/>
               </w:rPr>
               <w:t xml:space="preserve">Closed dot at 3, arrow left</w:t>
@@ -3632,6 +3641,7 @@
           </w:tcPr>
           <w:p>
             <w:pPr>
+              <w:pStyle w:val="Heading2"/>
               <w:spacing w:before="0" w:after="40" w:line="264" w:lineRule="auto"/>
             </w:pPr>
             <w:r>
@@ -3655,7 +3665,7 @@
                 <w:rFonts w:ascii="Avenir Next" w:hAnsi="Avenir Next" w:cs="Avenir Next" w:eastAsia="Avenir Next"/>
                 <w:b/>
                 <w:color w:val="1A1A1A"/>
-                <w:sz w:val="21"/>
+                <w:sz w:val="22"/>
                 <w:szCs w:val="21"/>
               </w:rPr>
               <w:t xml:space="preserve">open circle</w:t>
@@ -3664,7 +3674,7 @@
               <w:rPr>
                 <w:rFonts w:ascii="Avenir Next" w:hAnsi="Avenir Next" w:cs="Avenir Next" w:eastAsia="Avenir Next"/>
                 <w:color w:val="5A5F66"/>
-                <w:sz w:val="21"/>
+                <w:sz w:val="22"/>
                 <w:szCs w:val="21"/>
               </w:rPr>
               <w:t xml:space="preserve"> — </w:t>
@@ -3673,7 +3683,7 @@
               <w:rPr>
                 <w:rFonts w:ascii="Avenir Next" w:hAnsi="Avenir Next" w:cs="Avenir Next" w:eastAsia="Avenir Next"/>
                 <w:color w:val="1A1A1A"/>
-                <w:sz w:val="21"/>
+                <w:sz w:val="22"/>
                 <w:szCs w:val="21"/>
               </w:rPr>
               <w:t xml:space="preserve">the number is not a solution</w:t>
@@ -3688,7 +3698,7 @@
                 <w:rFonts w:ascii="Avenir Next" w:hAnsi="Avenir Next" w:cs="Avenir Next" w:eastAsia="Avenir Next"/>
                 <w:b/>
                 <w:color w:val="1A1A1A"/>
-                <w:sz w:val="21"/>
+                <w:sz w:val="22"/>
                 <w:szCs w:val="21"/>
               </w:rPr>
               <w:t xml:space="preserve">closed circle</w:t>
@@ -3697,7 +3707,7 @@
               <w:rPr>
                 <w:rFonts w:ascii="Avenir Next" w:hAnsi="Avenir Next" w:cs="Avenir Next" w:eastAsia="Avenir Next"/>
                 <w:color w:val="5A5F66"/>
-                <w:sz w:val="21"/>
+                <w:sz w:val="22"/>
                 <w:szCs w:val="21"/>
               </w:rPr>
               <w:t xml:space="preserve"> — </w:t>
@@ -3706,7 +3716,7 @@
               <w:rPr>
                 <w:rFonts w:ascii="Avenir Next" w:hAnsi="Avenir Next" w:cs="Avenir Next" w:eastAsia="Avenir Next"/>
                 <w:color w:val="1A1A1A"/>
-                <w:sz w:val="21"/>
+                <w:sz w:val="22"/>
                 <w:szCs w:val="21"/>
               </w:rPr>
               <w:t xml:space="preserve">the number is a solution</w:t>
@@ -3732,7 +3742,7 @@
                 <w:rFonts w:ascii="Avenir Next" w:hAnsi="Avenir Next" w:cs="Avenir Next" w:eastAsia="Avenir Next"/>
                 <w:b/>
                 <w:color w:val="1A1A1A"/>
-                <w:sz w:val="21"/>
+                <w:sz w:val="22"/>
                 <w:szCs w:val="21"/>
               </w:rPr>
               <w:t xml:space="preserve">arrow</w:t>
@@ -3741,7 +3751,7 @@
               <w:rPr>
                 <w:rFonts w:ascii="Avenir Next" w:hAnsi="Avenir Next" w:cs="Avenir Next" w:eastAsia="Avenir Next"/>
                 <w:color w:val="5A5F66"/>
-                <w:sz w:val="21"/>
+                <w:sz w:val="22"/>
                 <w:szCs w:val="21"/>
               </w:rPr>
               <w:t xml:space="preserve"> — </w:t>
@@ -3750,7 +3760,7 @@
               <w:rPr>
                 <w:rFonts w:ascii="Avenir Next" w:hAnsi="Avenir Next" w:cs="Avenir Next" w:eastAsia="Avenir Next"/>
                 <w:color w:val="1A1A1A"/>
-                <w:sz w:val="21"/>
+                <w:sz w:val="22"/>
                 <w:szCs w:val="21"/>
               </w:rPr>
               <w:t xml:space="preserve">points to all the solutions</w:t>
@@ -3761,6 +3771,7 @@
     </w:tbl>
     <w:p>
       <w:pPr>
+        <w:pStyle w:val="Heading2"/>
         <w:keepNext/>
         <w:pBdr>
           <w:bottom w:val="single" w:sz="8" w:space="3" w:color="003A70"/>
@@ -3776,7 +3787,7 @@
           <w:b/>
           <w:color w:val="003A70"/>
           <w:spacing w:val="14"/>
-          <w:sz w:val="21"/>
+          <w:sz w:val="22"/>
           <w:szCs w:val="21"/>
         </w:rPr>
         <w:t xml:space="preserve">PRACTICE</w:t>
@@ -3795,7 +3806,7 @@
           <w:rFonts w:ascii="Avenir Next" w:hAnsi="Avenir Next" w:cs="Avenir Next" w:eastAsia="Avenir Next"/>
           <w:i/>
           <w:color w:val="5A5F66"/>
-          <w:sz w:val="17"/>
+          <w:sz w:val="22"/>
           <w:szCs w:val="17"/>
         </w:rPr>
         <w:t xml:space="preserve">use the number lines · show your work</w:t>
@@ -3910,25 +3921,25 @@
                 <w:rFonts w:ascii="Avenir Next" w:hAnsi="Avenir Next" w:cs="Avenir Next" w:eastAsia="Avenir Next"/>
                 <w:b/>
                 <w:color w:val="003A70"/>
+                <w:sz w:val="22"/>
+                <w:szCs w:val="18"/>
+              </w:rPr>
+              <w:t xml:space="preserve">Step 1</w:t>
+            </w:r>
+            <w:r>
+              <w:rPr>
+                <w:rFonts w:ascii="Avenir Next" w:hAnsi="Avenir Next" w:cs="Avenir Next" w:eastAsia="Avenir Next"/>
+                <w:color w:val="1A1A1A"/>
                 <w:sz w:val="18"/>
                 <w:szCs w:val="18"/>
               </w:rPr>
-              <w:t xml:space="preserve">Step 1</w:t>
-            </w:r>
-            <w:r>
-              <w:rPr>
-                <w:rFonts w:ascii="Avenir Next" w:hAnsi="Avenir Next" w:cs="Avenir Next" w:eastAsia="Avenir Next"/>
-                <w:color w:val="1A1A1A"/>
-                <w:sz w:val="18"/>
-                <w:szCs w:val="18"/>
-              </w:rPr>
               <w:tab/>
             </w:r>
             <w:r>
               <w:rPr>
                 <w:rFonts w:ascii="Avenir Next" w:hAnsi="Avenir Next" w:cs="Avenir Next" w:eastAsia="Avenir Next"/>
                 <w:color w:val="1A1A1A"/>
-                <w:sz w:val="21"/>
+                <w:sz w:val="22"/>
                 <w:szCs w:val="21"/>
               </w:rPr>
               <w:t xml:space="preserve">Find the number at the circle. Is it open or closed?</w:t>
@@ -3948,25 +3959,25 @@
                 <w:rFonts w:ascii="Avenir Next" w:hAnsi="Avenir Next" w:cs="Avenir Next" w:eastAsia="Avenir Next"/>
                 <w:b/>
                 <w:color w:val="003A70"/>
+                <w:sz w:val="22"/>
+                <w:szCs w:val="18"/>
+              </w:rPr>
+              <w:t xml:space="preserve">Step 2</w:t>
+            </w:r>
+            <w:r>
+              <w:rPr>
+                <w:rFonts w:ascii="Avenir Next" w:hAnsi="Avenir Next" w:cs="Avenir Next" w:eastAsia="Avenir Next"/>
+                <w:color w:val="1A1A1A"/>
                 <w:sz w:val="18"/>
                 <w:szCs w:val="18"/>
               </w:rPr>
-              <w:t xml:space="preserve">Step 2</w:t>
-            </w:r>
-            <w:r>
-              <w:rPr>
-                <w:rFonts w:ascii="Avenir Next" w:hAnsi="Avenir Next" w:cs="Avenir Next" w:eastAsia="Avenir Next"/>
-                <w:color w:val="1A1A1A"/>
-                <w:sz w:val="18"/>
-                <w:szCs w:val="18"/>
-              </w:rPr>
               <w:tab/>
             </w:r>
             <w:r>
               <w:rPr>
                 <w:rFonts w:ascii="Avenir Next" w:hAnsi="Avenir Next" w:cs="Avenir Next" w:eastAsia="Avenir Next"/>
                 <w:color w:val="1A1A1A"/>
-                <w:sz w:val="21"/>
+                <w:sz w:val="22"/>
                 <w:szCs w:val="21"/>
               </w:rPr>
               <w:t xml:space="preserve">Which way does the arrow point? Right means greater.</w:t>
@@ -3982,7 +3993,7 @@
               <w:drawing>
                 <wp:inline distT="0" distB="0" distL="0" distR="0">
                   <wp:extent cx="3200400" cy="354330"/>
-                  <wp:docPr id="1" name="Figure 1"/>
+                  <wp:docPr id="1" name="Figure 1" descr="Number line from -4 to 4, ticks every 1. Ray: from: -1; dir: right; open: True."/>
                   <a:graphic xmlns:a="http://schemas.openxmlformats.org/drawingml/2006/main">
                     <a:graphicData uri="http://schemas.openxmlformats.org/drawingml/2006/picture">
                       <pic:pic xmlns:pic="http://schemas.openxmlformats.org/drawingml/2006/picture">
@@ -4025,7 +4036,7 @@
                 <w:rFonts w:ascii="Avenir Next" w:hAnsi="Avenir Next" w:cs="Avenir Next" w:eastAsia="Avenir Next"/>
                 <w:b/>
                 <w:color w:val="1A1A1A"/>
-                <w:sz w:val="18"/>
+                <w:sz w:val="22"/>
                 <w:szCs w:val="18"/>
               </w:rPr>
               <w:t xml:space="preserve">Inequality</w:t>
@@ -4157,25 +4168,25 @@
                 <w:rFonts w:ascii="Avenir Next" w:hAnsi="Avenir Next" w:cs="Avenir Next" w:eastAsia="Avenir Next"/>
                 <w:b/>
                 <w:color w:val="003A70"/>
+                <w:sz w:val="22"/>
+                <w:szCs w:val="18"/>
+              </w:rPr>
+              <w:t xml:space="preserve">Step 1</w:t>
+            </w:r>
+            <w:r>
+              <w:rPr>
+                <w:rFonts w:ascii="Avenir Next" w:hAnsi="Avenir Next" w:cs="Avenir Next" w:eastAsia="Avenir Next"/>
+                <w:color w:val="1A1A1A"/>
                 <w:sz w:val="18"/>
                 <w:szCs w:val="18"/>
               </w:rPr>
-              <w:t xml:space="preserve">Step 1</w:t>
-            </w:r>
-            <w:r>
-              <w:rPr>
-                <w:rFonts w:ascii="Avenir Next" w:hAnsi="Avenir Next" w:cs="Avenir Next" w:eastAsia="Avenir Next"/>
-                <w:color w:val="1A1A1A"/>
-                <w:sz w:val="18"/>
-                <w:szCs w:val="18"/>
-              </w:rPr>
               <w:tab/>
             </w:r>
             <w:r>
               <w:rPr>
                 <w:rFonts w:ascii="Avenir Next" w:hAnsi="Avenir Next" w:cs="Avenir Next" w:eastAsia="Avenir Next"/>
                 <w:color w:val="1A1A1A"/>
-                <w:sz w:val="21"/>
+                <w:sz w:val="22"/>
                 <w:szCs w:val="21"/>
               </w:rPr>
               <w:t xml:space="preserve">≥ includes 2, so the circle is closed.</w:t>
@@ -4195,25 +4206,25 @@
                 <w:rFonts w:ascii="Avenir Next" w:hAnsi="Avenir Next" w:cs="Avenir Next" w:eastAsia="Avenir Next"/>
                 <w:b/>
                 <w:color w:val="003A70"/>
+                <w:sz w:val="22"/>
+                <w:szCs w:val="18"/>
+              </w:rPr>
+              <w:t xml:space="preserve">Step 2</w:t>
+            </w:r>
+            <w:r>
+              <w:rPr>
+                <w:rFonts w:ascii="Avenir Next" w:hAnsi="Avenir Next" w:cs="Avenir Next" w:eastAsia="Avenir Next"/>
+                <w:color w:val="1A1A1A"/>
                 <w:sz w:val="18"/>
                 <w:szCs w:val="18"/>
               </w:rPr>
-              <w:t xml:space="preserve">Step 2</w:t>
-            </w:r>
-            <w:r>
-              <w:rPr>
-                <w:rFonts w:ascii="Avenir Next" w:hAnsi="Avenir Next" w:cs="Avenir Next" w:eastAsia="Avenir Next"/>
-                <w:color w:val="1A1A1A"/>
-                <w:sz w:val="18"/>
-                <w:szCs w:val="18"/>
-              </w:rPr>
               <w:tab/>
             </w:r>
             <w:r>
               <w:rPr>
                 <w:rFonts w:ascii="Avenir Next" w:hAnsi="Avenir Next" w:cs="Avenir Next" w:eastAsia="Avenir Next"/>
                 <w:color w:val="1A1A1A"/>
-                <w:sz w:val="21"/>
+                <w:sz w:val="22"/>
                 <w:szCs w:val="21"/>
               </w:rPr>
               <w:t xml:space="preserve">Draw the arrow toward the greater numbers.</w:t>
@@ -4229,7 +4240,7 @@
               <w:drawing>
                 <wp:inline distT="0" distB="0" distL="0" distR="0">
                   <wp:extent cx="3200400" cy="354330"/>
-                  <wp:docPr id="2" name="Figure 2"/>
+                  <wp:docPr id="2" name="Figure 2" descr="Number line from -4 to 6, ticks every 1."/>
                   <a:graphic xmlns:a="http://schemas.openxmlformats.org/drawingml/2006/main">
                     <a:graphicData uri="http://schemas.openxmlformats.org/drawingml/2006/picture">
                       <pic:pic xmlns:pic="http://schemas.openxmlformats.org/drawingml/2006/picture">
@@ -4272,7 +4283,7 @@
                 <w:rFonts w:ascii="Avenir Next" w:hAnsi="Avenir Next" w:cs="Avenir Next" w:eastAsia="Avenir Next"/>
                 <w:b/>
                 <w:color w:val="1A1A1A"/>
-                <w:sz w:val="18"/>
+                <w:sz w:val="22"/>
                 <w:szCs w:val="18"/>
               </w:rPr>
               <w:t xml:space="preserve">Two solutions</w:t>
@@ -4679,25 +4690,25 @@
                 <w:rFonts w:ascii="Avenir Next" w:hAnsi="Avenir Next" w:cs="Avenir Next" w:eastAsia="Avenir Next"/>
                 <w:b/>
                 <w:color w:val="003A70"/>
+                <w:sz w:val="22"/>
+                <w:szCs w:val="18"/>
+              </w:rPr>
+              <w:t xml:space="preserve">Step 1</w:t>
+            </w:r>
+            <w:r>
+              <w:rPr>
+                <w:rFonts w:ascii="Avenir Next" w:hAnsi="Avenir Next" w:cs="Avenir Next" w:eastAsia="Avenir Next"/>
+                <w:color w:val="1A1A1A"/>
                 <w:sz w:val="18"/>
                 <w:szCs w:val="18"/>
               </w:rPr>
-              <w:t xml:space="preserve">Step 1</w:t>
-            </w:r>
-            <w:r>
-              <w:rPr>
-                <w:rFonts w:ascii="Avenir Next" w:hAnsi="Avenir Next" w:cs="Avenir Next" w:eastAsia="Avenir Next"/>
-                <w:color w:val="1A1A1A"/>
-                <w:sz w:val="18"/>
-                <w:szCs w:val="18"/>
-              </w:rPr>
               <w:tab/>
             </w:r>
             <w:r>
               <w:rPr>
                 <w:rFonts w:ascii="Avenir Next" w:hAnsi="Avenir Next" w:cs="Avenir Next" w:eastAsia="Avenir Next"/>
                 <w:color w:val="1A1A1A"/>
-                <w:sz w:val="21"/>
+                <w:sz w:val="22"/>
                 <w:szCs w:val="21"/>
               </w:rPr>
               <w:t xml:space="preserve">“At most” means that number or less.</w:t>
@@ -4717,25 +4728,25 @@
                 <w:rFonts w:ascii="Avenir Next" w:hAnsi="Avenir Next" w:cs="Avenir Next" w:eastAsia="Avenir Next"/>
                 <w:b/>
                 <w:color w:val="003A70"/>
+                <w:sz w:val="22"/>
+                <w:szCs w:val="18"/>
+              </w:rPr>
+              <w:t xml:space="preserve">Step 2</w:t>
+            </w:r>
+            <w:r>
+              <w:rPr>
+                <w:rFonts w:ascii="Avenir Next" w:hAnsi="Avenir Next" w:cs="Avenir Next" w:eastAsia="Avenir Next"/>
+                <w:color w:val="1A1A1A"/>
                 <w:sz w:val="18"/>
                 <w:szCs w:val="18"/>
               </w:rPr>
-              <w:t xml:space="preserve">Step 2</w:t>
-            </w:r>
-            <w:r>
-              <w:rPr>
-                <w:rFonts w:ascii="Avenir Next" w:hAnsi="Avenir Next" w:cs="Avenir Next" w:eastAsia="Avenir Next"/>
-                <w:color w:val="1A1A1A"/>
-                <w:sz w:val="18"/>
-                <w:szCs w:val="18"/>
-              </w:rPr>
               <w:tab/>
             </w:r>
             <w:r>
               <w:rPr>
                 <w:rFonts w:ascii="Avenir Next" w:hAnsi="Avenir Next" w:cs="Avenir Next" w:eastAsia="Avenir Next"/>
                 <w:color w:val="1A1A1A"/>
-                <w:sz w:val="21"/>
+                <w:sz w:val="22"/>
                 <w:szCs w:val="21"/>
               </w:rPr>
               <w:t xml:space="preserve">Choose open or closed. Then choose the arrow direction.</w:t>
@@ -4751,7 +4762,7 @@
               <w:drawing>
                 <wp:inline distT="0" distB="0" distL="0" distR="0">
                   <wp:extent cx="3200400" cy="354330"/>
-                  <wp:docPr id="3" name="Figure 3"/>
+                  <wp:docPr id="3" name="Figure 3" descr="Number line from 18 to 30, ticks every 1."/>
                   <a:graphic xmlns:a="http://schemas.openxmlformats.org/drawingml/2006/main">
                     <a:graphicData uri="http://schemas.openxmlformats.org/drawingml/2006/picture">
                       <pic:pic xmlns:pic="http://schemas.openxmlformats.org/drawingml/2006/picture">
@@ -4794,7 +4805,7 @@
                 <w:rFonts w:ascii="Avenir Next" w:hAnsi="Avenir Next" w:cs="Avenir Next" w:eastAsia="Avenir Next"/>
                 <w:b/>
                 <w:color w:val="1A1A1A"/>
-                <w:sz w:val="18"/>
+                <w:sz w:val="22"/>
                 <w:szCs w:val="18"/>
               </w:rPr>
               <w:t xml:space="preserve">Inequality</w:t>
@@ -4933,7 +4944,7 @@
                 <w:rFonts w:ascii="Avenir Next" w:hAnsi="Avenir Next" w:cs="Avenir Next" w:eastAsia="Avenir Next"/>
                 <w:b/>
                 <w:color w:val="003A70"/>
-                <w:sz w:val="17"/>
+                <w:sz w:val="22"/>
                 <w:szCs w:val="17"/>
               </w:rPr>
               <w:t xml:space="preserve">Frame  </w:t>
@@ -4943,10 +4954,30 @@
                 <w:rFonts w:ascii="Avenir Next" w:hAnsi="Avenir Next" w:cs="Avenir Next" w:eastAsia="Avenir Next"/>
                 <w:i/>
                 <w:color w:val="1A1A1A"/>
+                <w:sz w:val="22"/>
+                <w:szCs w:val="18"/>
+              </w:rPr>
+              <w:t xml:space="preserve">Keon should use an </w:t>
+            </w:r>
+            <w:r>
+              <w:rPr>
+                <w:rFonts w:ascii="Avenir Next" w:hAnsi="Avenir Next" w:cs="Avenir Next" w:eastAsia="Avenir Next"/>
+                <w:color w:val="1A1A1A"/>
                 <w:sz w:val="18"/>
                 <w:szCs w:val="18"/>
-              </w:rPr>
-              <w:t xml:space="preserve">Keon should use an </w:t>
+                <w:u w:val="single"/>
+              </w:rPr>
+              <w:t xml:space="preserve">      </w:t>
+            </w:r>
+            <w:r>
+              <w:rPr>
+                <w:rFonts w:ascii="Avenir Next" w:hAnsi="Avenir Next" w:cs="Avenir Next" w:eastAsia="Avenir Next"/>
+                <w:i/>
+                <w:color w:val="1A1A1A"/>
+                <w:sz w:val="22"/>
+                <w:szCs w:val="18"/>
+              </w:rPr>
+              <w:t xml:space="preserve"> circle because 5 </w:t>
             </w:r>
             <w:r>
               <w:rPr>
@@ -4963,47 +4994,27 @@
                 <w:rFonts w:ascii="Avenir Next" w:hAnsi="Avenir Next" w:cs="Avenir Next" w:eastAsia="Avenir Next"/>
                 <w:i/>
                 <w:color w:val="1A1A1A"/>
-                <w:sz w:val="18"/>
-                <w:szCs w:val="18"/>
-              </w:rPr>
-              <w:t xml:space="preserve"> circle because 5 </w:t>
-            </w:r>
-            <w:r>
-              <w:rPr>
-                <w:rFonts w:ascii="Avenir Next" w:hAnsi="Avenir Next" w:cs="Avenir Next" w:eastAsia="Avenir Next"/>
-                <w:color w:val="1A1A1A"/>
-                <w:sz w:val="18"/>
-                <w:szCs w:val="18"/>
-                <w:u w:val="single"/>
-              </w:rPr>
-              <w:t xml:space="preserve">      </w:t>
+                <w:sz w:val="22"/>
+                <w:szCs w:val="18"/>
+              </w:rPr>
+              <w:t xml:space="preserve"> a solution of </w:t>
             </w:r>
             <w:r>
               <w:rPr>
                 <w:rFonts w:ascii="Avenir Next" w:hAnsi="Avenir Next" w:cs="Avenir Next" w:eastAsia="Avenir Next"/>
                 <w:i/>
                 <w:color w:val="1A1A1A"/>
-                <w:sz w:val="18"/>
-                <w:szCs w:val="18"/>
-              </w:rPr>
-              <w:t xml:space="preserve"> a solution of </w:t>
+                <w:sz w:val="22"/>
+                <w:szCs w:val="18"/>
+              </w:rPr>
+              <w:t xml:space="preserve">n</w:t>
             </w:r>
             <w:r>
               <w:rPr>
                 <w:rFonts w:ascii="Avenir Next" w:hAnsi="Avenir Next" w:cs="Avenir Next" w:eastAsia="Avenir Next"/>
                 <w:i/>
                 <w:color w:val="1A1A1A"/>
-                <w:sz w:val="18"/>
-                <w:szCs w:val="18"/>
-              </w:rPr>
-              <w:t xml:space="preserve">n</w:t>
-            </w:r>
-            <w:r>
-              <w:rPr>
-                <w:rFonts w:ascii="Avenir Next" w:hAnsi="Avenir Next" w:cs="Avenir Next" w:eastAsia="Avenir Next"/>
-                <w:i/>
-                <w:color w:val="1A1A1A"/>
-                <w:sz w:val="18"/>
+                <w:sz w:val="22"/>
                 <w:szCs w:val="18"/>
               </w:rPr>
               <w:t xml:space="preserve"> &gt; 5.</w:t>
@@ -5090,6 +5101,7 @@
     </w:p>
     <w:p>
       <w:pPr>
+        <w:pStyle w:val="Heading2"/>
         <w:keepNext/>
         <w:pBdr>
           <w:bottom w:val="single" w:sz="8" w:space="3" w:color="003A70"/>
@@ -5105,7 +5117,7 @@
           <w:b/>
           <w:color w:val="003A70"/>
           <w:spacing w:val="14"/>
-          <w:sz w:val="21"/>
+          <w:sz w:val="22"/>
           <w:szCs w:val="21"/>
         </w:rPr>
         <w:t xml:space="preserve">TEST PRACTICE</w:t>
@@ -5124,7 +5136,7 @@
           <w:rFonts w:ascii="Avenir Next" w:hAnsi="Avenir Next" w:cs="Avenir Next" w:eastAsia="Avenir Next"/>
           <w:i/>
           <w:color w:val="5A5F66"/>
-          <w:sz w:val="17"/>
+          <w:sz w:val="22"/>
           <w:szCs w:val="17"/>
         </w:rPr>
         <w:t xml:space="preserve">choose the best answer</w:t>
@@ -5216,7 +5228,7 @@
               <w:drawing>
                 <wp:inline distT="0" distB="0" distL="0" distR="0">
                   <wp:extent cx="3200400" cy="354330"/>
-                  <wp:docPr id="4" name="Figure 4"/>
+                  <wp:docPr id="4" name="Figure 4" descr="Number line from 0 to 8, ticks every 1. Ray: from: 4; dir: left; open: False."/>
                   <a:graphic xmlns:a="http://schemas.openxmlformats.org/drawingml/2006/main">
                     <a:graphicData uri="http://schemas.openxmlformats.org/drawingml/2006/picture">
                       <pic:pic xmlns:pic="http://schemas.openxmlformats.org/drawingml/2006/picture">
@@ -5296,35 +5308,35 @@
                       <w:rFonts w:ascii="Avenir Next" w:hAnsi="Avenir Next" w:cs="Avenir Next" w:eastAsia="Avenir Next"/>
                       <w:b/>
                       <w:color w:val="003A70"/>
+                      <w:sz w:val="22"/>
+                      <w:szCs w:val="21"/>
+                    </w:rPr>
+                    <w:t xml:space="preserve">A</w:t>
+                  </w:r>
+                  <w:r>
+                    <w:rPr>
+                      <w:rFonts w:ascii="Avenir Next" w:hAnsi="Avenir Next" w:cs="Avenir Next" w:eastAsia="Avenir Next"/>
+                      <w:color w:val="1A1A1A"/>
                       <w:sz w:val="21"/>
                       <w:szCs w:val="21"/>
                     </w:rPr>
-                    <w:t xml:space="preserve">A</w:t>
-                  </w:r>
-                  <w:r>
-                    <w:rPr>
-                      <w:rFonts w:ascii="Avenir Next" w:hAnsi="Avenir Next" w:cs="Avenir Next" w:eastAsia="Avenir Next"/>
-                      <w:color w:val="1A1A1A"/>
-                      <w:sz w:val="21"/>
+                    <w:tab/>
+                  </w:r>
+                  <w:r>
+                    <w:rPr>
+                      <w:rFonts w:ascii="Avenir Next" w:hAnsi="Avenir Next" w:cs="Avenir Next" w:eastAsia="Avenir Next"/>
+                      <w:i/>
+                      <w:color w:val="1A1A1A"/>
+                      <w:sz w:val="22"/>
                       <w:szCs w:val="21"/>
                     </w:rPr>
-                    <w:tab/>
-                  </w:r>
-                  <w:r>
-                    <w:rPr>
-                      <w:rFonts w:ascii="Avenir Next" w:hAnsi="Avenir Next" w:cs="Avenir Next" w:eastAsia="Avenir Next"/>
-                      <w:i/>
-                      <w:color w:val="1A1A1A"/>
-                      <w:sz w:val="21"/>
-                      <w:szCs w:val="21"/>
-                    </w:rPr>
                     <w:t xml:space="preserve">x</w:t>
                   </w:r>
                   <w:r>
                     <w:rPr>
                       <w:rFonts w:ascii="Avenir Next" w:hAnsi="Avenir Next" w:cs="Avenir Next" w:eastAsia="Avenir Next"/>
                       <w:color w:val="1A1A1A"/>
-                      <w:sz w:val="21"/>
+                      <w:sz w:val="22"/>
                       <w:szCs w:val="21"/>
                     </w:rPr>
                     <w:t xml:space="preserve"> &lt; 4</w:t>
@@ -5349,35 +5361,35 @@
                       <w:rFonts w:ascii="Avenir Next" w:hAnsi="Avenir Next" w:cs="Avenir Next" w:eastAsia="Avenir Next"/>
                       <w:b/>
                       <w:color w:val="003A70"/>
+                      <w:sz w:val="22"/>
+                      <w:szCs w:val="21"/>
+                    </w:rPr>
+                    <w:t xml:space="preserve">B</w:t>
+                  </w:r>
+                  <w:r>
+                    <w:rPr>
+                      <w:rFonts w:ascii="Avenir Next" w:hAnsi="Avenir Next" w:cs="Avenir Next" w:eastAsia="Avenir Next"/>
+                      <w:color w:val="1A1A1A"/>
                       <w:sz w:val="21"/>
                       <w:szCs w:val="21"/>
                     </w:rPr>
-                    <w:t xml:space="preserve">B</w:t>
-                  </w:r>
-                  <w:r>
-                    <w:rPr>
-                      <w:rFonts w:ascii="Avenir Next" w:hAnsi="Avenir Next" w:cs="Avenir Next" w:eastAsia="Avenir Next"/>
-                      <w:color w:val="1A1A1A"/>
-                      <w:sz w:val="21"/>
+                    <w:tab/>
+                  </w:r>
+                  <w:r>
+                    <w:rPr>
+                      <w:rFonts w:ascii="Avenir Next" w:hAnsi="Avenir Next" w:cs="Avenir Next" w:eastAsia="Avenir Next"/>
+                      <w:i/>
+                      <w:color w:val="1A1A1A"/>
+                      <w:sz w:val="22"/>
                       <w:szCs w:val="21"/>
                     </w:rPr>
-                    <w:tab/>
-                  </w:r>
-                  <w:r>
-                    <w:rPr>
-                      <w:rFonts w:ascii="Avenir Next" w:hAnsi="Avenir Next" w:cs="Avenir Next" w:eastAsia="Avenir Next"/>
-                      <w:i/>
-                      <w:color w:val="1A1A1A"/>
-                      <w:sz w:val="21"/>
-                      <w:szCs w:val="21"/>
-                    </w:rPr>
                     <w:t xml:space="preserve">x</w:t>
                   </w:r>
                   <w:r>
                     <w:rPr>
                       <w:rFonts w:ascii="Avenir Next" w:hAnsi="Avenir Next" w:cs="Avenir Next" w:eastAsia="Avenir Next"/>
                       <w:color w:val="1A1A1A"/>
-                      <w:sz w:val="21"/>
+                      <w:sz w:val="22"/>
                       <w:szCs w:val="21"/>
                     </w:rPr>
                     <w:t xml:space="preserve"> ≤ 4</w:t>
@@ -5402,35 +5414,35 @@
                       <w:rFonts w:ascii="Avenir Next" w:hAnsi="Avenir Next" w:cs="Avenir Next" w:eastAsia="Avenir Next"/>
                       <w:b/>
                       <w:color w:val="003A70"/>
+                      <w:sz w:val="22"/>
+                      <w:szCs w:val="21"/>
+                    </w:rPr>
+                    <w:t xml:space="preserve">C</w:t>
+                  </w:r>
+                  <w:r>
+                    <w:rPr>
+                      <w:rFonts w:ascii="Avenir Next" w:hAnsi="Avenir Next" w:cs="Avenir Next" w:eastAsia="Avenir Next"/>
+                      <w:color w:val="1A1A1A"/>
                       <w:sz w:val="21"/>
                       <w:szCs w:val="21"/>
                     </w:rPr>
-                    <w:t xml:space="preserve">C</w:t>
-                  </w:r>
-                  <w:r>
-                    <w:rPr>
-                      <w:rFonts w:ascii="Avenir Next" w:hAnsi="Avenir Next" w:cs="Avenir Next" w:eastAsia="Avenir Next"/>
-                      <w:color w:val="1A1A1A"/>
-                      <w:sz w:val="21"/>
+                    <w:tab/>
+                  </w:r>
+                  <w:r>
+                    <w:rPr>
+                      <w:rFonts w:ascii="Avenir Next" w:hAnsi="Avenir Next" w:cs="Avenir Next" w:eastAsia="Avenir Next"/>
+                      <w:i/>
+                      <w:color w:val="1A1A1A"/>
+                      <w:sz w:val="22"/>
                       <w:szCs w:val="21"/>
                     </w:rPr>
-                    <w:tab/>
-                  </w:r>
-                  <w:r>
-                    <w:rPr>
-                      <w:rFonts w:ascii="Avenir Next" w:hAnsi="Avenir Next" w:cs="Avenir Next" w:eastAsia="Avenir Next"/>
-                      <w:i/>
-                      <w:color w:val="1A1A1A"/>
-                      <w:sz w:val="21"/>
-                      <w:szCs w:val="21"/>
-                    </w:rPr>
                     <w:t xml:space="preserve">x</w:t>
                   </w:r>
                   <w:r>
                     <w:rPr>
                       <w:rFonts w:ascii="Avenir Next" w:hAnsi="Avenir Next" w:cs="Avenir Next" w:eastAsia="Avenir Next"/>
                       <w:color w:val="1A1A1A"/>
-                      <w:sz w:val="21"/>
+                      <w:sz w:val="22"/>
                       <w:szCs w:val="21"/>
                     </w:rPr>
                     <w:t xml:space="preserve"> &gt; 4</w:t>
@@ -5455,35 +5467,35 @@
                       <w:rFonts w:ascii="Avenir Next" w:hAnsi="Avenir Next" w:cs="Avenir Next" w:eastAsia="Avenir Next"/>
                       <w:b/>
                       <w:color w:val="003A70"/>
+                      <w:sz w:val="22"/>
+                      <w:szCs w:val="21"/>
+                    </w:rPr>
+                    <w:t xml:space="preserve">D</w:t>
+                  </w:r>
+                  <w:r>
+                    <w:rPr>
+                      <w:rFonts w:ascii="Avenir Next" w:hAnsi="Avenir Next" w:cs="Avenir Next" w:eastAsia="Avenir Next"/>
+                      <w:color w:val="1A1A1A"/>
                       <w:sz w:val="21"/>
                       <w:szCs w:val="21"/>
                     </w:rPr>
-                    <w:t xml:space="preserve">D</w:t>
-                  </w:r>
-                  <w:r>
-                    <w:rPr>
-                      <w:rFonts w:ascii="Avenir Next" w:hAnsi="Avenir Next" w:cs="Avenir Next" w:eastAsia="Avenir Next"/>
-                      <w:color w:val="1A1A1A"/>
-                      <w:sz w:val="21"/>
+                    <w:tab/>
+                  </w:r>
+                  <w:r>
+                    <w:rPr>
+                      <w:rFonts w:ascii="Avenir Next" w:hAnsi="Avenir Next" w:cs="Avenir Next" w:eastAsia="Avenir Next"/>
+                      <w:i/>
+                      <w:color w:val="1A1A1A"/>
+                      <w:sz w:val="22"/>
                       <w:szCs w:val="21"/>
                     </w:rPr>
-                    <w:tab/>
-                  </w:r>
-                  <w:r>
-                    <w:rPr>
-                      <w:rFonts w:ascii="Avenir Next" w:hAnsi="Avenir Next" w:cs="Avenir Next" w:eastAsia="Avenir Next"/>
-                      <w:i/>
-                      <w:color w:val="1A1A1A"/>
-                      <w:sz w:val="21"/>
-                      <w:szCs w:val="21"/>
-                    </w:rPr>
                     <w:t xml:space="preserve">x</w:t>
                   </w:r>
                   <w:r>
                     <w:rPr>
                       <w:rFonts w:ascii="Avenir Next" w:hAnsi="Avenir Next" w:cs="Avenir Next" w:eastAsia="Avenir Next"/>
                       <w:color w:val="1A1A1A"/>
-                      <w:sz w:val="21"/>
+                      <w:sz w:val="22"/>
                       <w:szCs w:val="21"/>
                     </w:rPr>
                     <w:t xml:space="preserve"> ≥ 4</w:t>
@@ -5650,25 +5662,25 @@
                       <w:rFonts w:ascii="Avenir Next" w:hAnsi="Avenir Next" w:cs="Avenir Next" w:eastAsia="Avenir Next"/>
                       <w:b/>
                       <w:color w:val="003A70"/>
+                      <w:sz w:val="22"/>
+                      <w:szCs w:val="21"/>
+                    </w:rPr>
+                    <w:t xml:space="preserve">A</w:t>
+                  </w:r>
+                  <w:r>
+                    <w:rPr>
+                      <w:rFonts w:ascii="Avenir Next" w:hAnsi="Avenir Next" w:cs="Avenir Next" w:eastAsia="Avenir Next"/>
+                      <w:color w:val="1A1A1A"/>
                       <w:sz w:val="21"/>
                       <w:szCs w:val="21"/>
                     </w:rPr>
-                    <w:t xml:space="preserve">A</w:t>
-                  </w:r>
-                  <w:r>
-                    <w:rPr>
-                      <w:rFonts w:ascii="Avenir Next" w:hAnsi="Avenir Next" w:cs="Avenir Next" w:eastAsia="Avenir Next"/>
-                      <w:color w:val="1A1A1A"/>
-                      <w:sz w:val="21"/>
-                      <w:szCs w:val="21"/>
-                    </w:rPr>
                     <w:tab/>
                   </w:r>
                   <w:r>
                     <w:rPr>
                       <w:rFonts w:ascii="Avenir Next" w:hAnsi="Avenir Next" w:cs="Avenir Next" w:eastAsia="Avenir Next"/>
                       <w:color w:val="1A1A1A"/>
-                      <w:sz w:val="21"/>
+                      <w:sz w:val="22"/>
                       <w:szCs w:val="21"/>
                     </w:rPr>
                     <w:t xml:space="preserve">−5</w:t>
@@ -5693,25 +5705,25 @@
                       <w:rFonts w:ascii="Avenir Next" w:hAnsi="Avenir Next" w:cs="Avenir Next" w:eastAsia="Avenir Next"/>
                       <w:b/>
                       <w:color w:val="003A70"/>
+                      <w:sz w:val="22"/>
+                      <w:szCs w:val="21"/>
+                    </w:rPr>
+                    <w:t xml:space="preserve">B</w:t>
+                  </w:r>
+                  <w:r>
+                    <w:rPr>
+                      <w:rFonts w:ascii="Avenir Next" w:hAnsi="Avenir Next" w:cs="Avenir Next" w:eastAsia="Avenir Next"/>
+                      <w:color w:val="1A1A1A"/>
                       <w:sz w:val="21"/>
                       <w:szCs w:val="21"/>
                     </w:rPr>
-                    <w:t xml:space="preserve">B</w:t>
-                  </w:r>
-                  <w:r>
-                    <w:rPr>
-                      <w:rFonts w:ascii="Avenir Next" w:hAnsi="Avenir Next" w:cs="Avenir Next" w:eastAsia="Avenir Next"/>
-                      <w:color w:val="1A1A1A"/>
-                      <w:sz w:val="21"/>
-                      <w:szCs w:val="21"/>
-                    </w:rPr>
                     <w:tab/>
                   </w:r>
                   <w:r>
                     <w:rPr>
                       <w:rFonts w:ascii="Avenir Next" w:hAnsi="Avenir Next" w:cs="Avenir Next" w:eastAsia="Avenir Next"/>
                       <w:color w:val="1A1A1A"/>
-                      <w:sz w:val="21"/>
+                      <w:sz w:val="22"/>
                       <w:szCs w:val="21"/>
                     </w:rPr>
                     <w:t xml:space="preserve">−4</w:t>
@@ -5736,25 +5748,25 @@
                       <w:rFonts w:ascii="Avenir Next" w:hAnsi="Avenir Next" w:cs="Avenir Next" w:eastAsia="Avenir Next"/>
                       <w:b/>
                       <w:color w:val="003A70"/>
+                      <w:sz w:val="22"/>
+                      <w:szCs w:val="21"/>
+                    </w:rPr>
+                    <w:t xml:space="preserve">C</w:t>
+                  </w:r>
+                  <w:r>
+                    <w:rPr>
+                      <w:rFonts w:ascii="Avenir Next" w:hAnsi="Avenir Next" w:cs="Avenir Next" w:eastAsia="Avenir Next"/>
+                      <w:color w:val="1A1A1A"/>
                       <w:sz w:val="21"/>
                       <w:szCs w:val="21"/>
                     </w:rPr>
-                    <w:t xml:space="preserve">C</w:t>
-                  </w:r>
-                  <w:r>
-                    <w:rPr>
-                      <w:rFonts w:ascii="Avenir Next" w:hAnsi="Avenir Next" w:cs="Avenir Next" w:eastAsia="Avenir Next"/>
-                      <w:color w:val="1A1A1A"/>
-                      <w:sz w:val="21"/>
-                      <w:szCs w:val="21"/>
-                    </w:rPr>
                     <w:tab/>
                   </w:r>
                   <w:r>
                     <w:rPr>
                       <w:rFonts w:ascii="Avenir Next" w:hAnsi="Avenir Next" w:cs="Avenir Next" w:eastAsia="Avenir Next"/>
                       <w:color w:val="1A1A1A"/>
-                      <w:sz w:val="21"/>
+                      <w:sz w:val="22"/>
                       <w:szCs w:val="21"/>
                     </w:rPr>
                     <w:t xml:space="preserve">−3</w:t>
@@ -5779,25 +5791,25 @@
                       <w:rFonts w:ascii="Avenir Next" w:hAnsi="Avenir Next" w:cs="Avenir Next" w:eastAsia="Avenir Next"/>
                       <w:b/>
                       <w:color w:val="003A70"/>
+                      <w:sz w:val="22"/>
+                      <w:szCs w:val="21"/>
+                    </w:rPr>
+                    <w:t xml:space="preserve">D</w:t>
+                  </w:r>
+                  <w:r>
+                    <w:rPr>
+                      <w:rFonts w:ascii="Avenir Next" w:hAnsi="Avenir Next" w:cs="Avenir Next" w:eastAsia="Avenir Next"/>
+                      <w:color w:val="1A1A1A"/>
                       <w:sz w:val="21"/>
                       <w:szCs w:val="21"/>
                     </w:rPr>
-                    <w:t xml:space="preserve">D</w:t>
-                  </w:r>
-                  <w:r>
-                    <w:rPr>
-                      <w:rFonts w:ascii="Avenir Next" w:hAnsi="Avenir Next" w:cs="Avenir Next" w:eastAsia="Avenir Next"/>
-                      <w:color w:val="1A1A1A"/>
-                      <w:sz w:val="21"/>
-                      <w:szCs w:val="21"/>
-                    </w:rPr>
                     <w:tab/>
                   </w:r>
                   <w:r>
                     <w:rPr>
                       <w:rFonts w:ascii="Avenir Next" w:hAnsi="Avenir Next" w:cs="Avenir Next" w:eastAsia="Avenir Next"/>
                       <w:color w:val="1A1A1A"/>
-                      <w:sz w:val="21"/>
+                      <w:sz w:val="22"/>
                       <w:szCs w:val="21"/>
                     </w:rPr>
                     <w:t xml:space="preserve">0</w:t>
@@ -5863,6 +5875,7 @@
           </w:tcPr>
           <w:p>
             <w:pPr>
+              <w:pStyle w:val="Heading2"/>
               <w:spacing w:before="0" w:after="0" w:line="240" w:lineRule="auto"/>
             </w:pPr>
             <w:r>
@@ -5900,7 +5913,7 @@
               <w:rPr>
                 <w:rFonts w:ascii="Avenir Next" w:hAnsi="Avenir Next" w:cs="Avenir Next" w:eastAsia="Avenir Next"/>
                 <w:color w:val="1A1A1A"/>
-                <w:sz w:val="17"/>
+                <w:sz w:val="22"/>
                 <w:szCs w:val="17"/>
               </w:rPr>
               <w:t xml:space="preserve">  I can do this on my own</w:t>
@@ -5929,7 +5942,7 @@
               <w:rPr>
                 <w:rFonts w:ascii="Avenir Next" w:hAnsi="Avenir Next" w:cs="Avenir Next" w:eastAsia="Avenir Next"/>
                 <w:color w:val="1A1A1A"/>
-                <w:sz w:val="17"/>
+                <w:sz w:val="22"/>
                 <w:szCs w:val="17"/>
               </w:rPr>
               <w:t xml:space="preserve">  I need a little help</w:t>
@@ -5958,7 +5971,7 @@
               <w:rPr>
                 <w:rFonts w:ascii="Avenir Next" w:hAnsi="Avenir Next" w:cs="Avenir Next" w:eastAsia="Avenir Next"/>
                 <w:color w:val="1A1A1A"/>
-                <w:sz w:val="17"/>
+                <w:sz w:val="22"/>
                 <w:szCs w:val="17"/>
               </w:rPr>
               <w:t xml:space="preserve">  I have a question about #</w:t>
@@ -6065,7 +6078,106 @@
               <w:sz w:val="15"/>
               <w:szCs w:val="15"/>
             </w:rPr>
-            <w:t xml:space="preserve">Lesson 8-4  ·  Homework Packet  ·  Level 1</w:t>
+            <w:t xml:space="preserve">8-4 · Page </w:t>
+          </w:r>
+          <w:r>
+            <w:rPr>
+              <w:rFonts w:ascii="Avenir Next" w:hAnsi="Avenir Next" w:cs="Avenir Next" w:eastAsia="Avenir Next"/>
+              <w:color w:val="5A5F66"/>
+              <w:sz w:val="15"/>
+              <w:szCs w:val="15"/>
+            </w:rPr>
+            <w:fldChar w:fldCharType="begin"/>
+          </w:r>
+          <w:r>
+            <w:rPr>
+              <w:rFonts w:ascii="Avenir Next" w:hAnsi="Avenir Next" w:cs="Avenir Next" w:eastAsia="Avenir Next"/>
+              <w:color w:val="5A5F66"/>
+              <w:sz w:val="15"/>
+              <w:szCs w:val="15"/>
+            </w:rPr>
+            <w:instrText xml:space="preserve"> PAGE </w:instrText>
+          </w:r>
+          <w:r>
+            <w:rPr>
+              <w:rFonts w:ascii="Avenir Next" w:hAnsi="Avenir Next" w:cs="Avenir Next" w:eastAsia="Avenir Next"/>
+              <w:color w:val="5A5F66"/>
+              <w:sz w:val="15"/>
+              <w:szCs w:val="15"/>
+            </w:rPr>
+            <w:fldChar w:fldCharType="separate"/>
+          </w:r>
+          <w:r>
+            <w:rPr>
+              <w:rFonts w:ascii="Avenir Next" w:hAnsi="Avenir Next" w:cs="Avenir Next" w:eastAsia="Avenir Next"/>
+              <w:color w:val="5A5F66"/>
+              <w:sz w:val="15"/>
+              <w:szCs w:val="15"/>
+            </w:rPr>
+            <w:t xml:space="preserve">1</w:t>
+          </w:r>
+          <w:r>
+            <w:rPr>
+              <w:rFonts w:ascii="Avenir Next" w:hAnsi="Avenir Next" w:cs="Avenir Next" w:eastAsia="Avenir Next"/>
+              <w:color w:val="5A5F66"/>
+              <w:sz w:val="15"/>
+              <w:szCs w:val="15"/>
+            </w:rPr>
+            <w:fldChar w:fldCharType="end"/>
+          </w:r>
+          <w:r>
+            <w:rPr>
+              <w:rFonts w:ascii="Avenir Next" w:hAnsi="Avenir Next" w:cs="Avenir Next" w:eastAsia="Avenir Next"/>
+              <w:color w:val="5A5F66"/>
+              <w:sz w:val="15"/>
+              <w:szCs w:val="15"/>
+            </w:rPr>
+            <w:t xml:space="preserve"> of </w:t>
+          </w:r>
+          <w:r>
+            <w:rPr>
+              <w:rFonts w:ascii="Avenir Next" w:hAnsi="Avenir Next" w:cs="Avenir Next" w:eastAsia="Avenir Next"/>
+              <w:color w:val="5A5F66"/>
+              <w:sz w:val="15"/>
+              <w:szCs w:val="15"/>
+            </w:rPr>
+            <w:fldChar w:fldCharType="begin"/>
+          </w:r>
+          <w:r>
+            <w:rPr>
+              <w:rFonts w:ascii="Avenir Next" w:hAnsi="Avenir Next" w:cs="Avenir Next" w:eastAsia="Avenir Next"/>
+              <w:color w:val="5A5F66"/>
+              <w:sz w:val="15"/>
+              <w:szCs w:val="15"/>
+            </w:rPr>
+            <w:instrText xml:space="preserve"> NUMPAGES </w:instrText>
+          </w:r>
+          <w:r>
+            <w:rPr>
+              <w:rFonts w:ascii="Avenir Next" w:hAnsi="Avenir Next" w:cs="Avenir Next" w:eastAsia="Avenir Next"/>
+              <w:color w:val="5A5F66"/>
+              <w:sz w:val="15"/>
+              <w:szCs w:val="15"/>
+            </w:rPr>
+            <w:fldChar w:fldCharType="separate"/>
+          </w:r>
+          <w:r>
+            <w:rPr>
+              <w:rFonts w:ascii="Avenir Next" w:hAnsi="Avenir Next" w:cs="Avenir Next" w:eastAsia="Avenir Next"/>
+              <w:color w:val="5A5F66"/>
+              <w:sz w:val="15"/>
+              <w:szCs w:val="15"/>
+            </w:rPr>
+            <w:t xml:space="preserve">1</w:t>
+          </w:r>
+          <w:r>
+            <w:rPr>
+              <w:rFonts w:ascii="Avenir Next" w:hAnsi="Avenir Next" w:cs="Avenir Next" w:eastAsia="Avenir Next"/>
+              <w:color w:val="5A5F66"/>
+              <w:sz w:val="15"/>
+              <w:szCs w:val="15"/>
+            </w:rPr>
+            <w:fldChar w:fldCharType="end"/>
           </w:r>
         </w:p>
       </w:tc>
@@ -6108,5 +6220,23 @@
       </w:tblCellMar>
     </w:tblPr>
   </w:style>
+  <w:style w:type="paragraph" w:styleId="Heading1">
+    <w:name w:val="heading 1"/>
+    <w:basedOn w:val="Normal"/>
+    <w:pPr>
+      <w:outlineLvl w:val="0"/>
+      <w:keepNext w:val="0"/>
+      <w:keepLines w:val="0"/>
+    </w:pPr>
+  </w:style>
+  <w:style w:type="paragraph" w:styleId="Heading2">
+    <w:name w:val="heading 2"/>
+    <w:basedOn w:val="Normal"/>
+    <w:pPr>
+      <w:outlineLvl w:val="1"/>
+      <w:keepNext w:val="0"/>
+      <w:keepLines w:val="0"/>
+    </w:pPr>
+  </w:style>
 </w:styles>
 </file>